--- a/docs/word/Gate Pass Management - Feature List.docx
+++ b/docs/word/Gate Pass Management - Feature List.docx
@@ -21,9 +21,9 @@
       <w:r>
         <w:drawing>
           <wp:inline distT="0" distB="0" distL="0" distR="0">
-            <wp:extent cx="1504950" cy="695325"/>
+            <wp:extent cx="2009775" cy="933450"/>
             <wp:effectExtent t="0" r="0" b="0" l="0"/>
-            <wp:docPr id="1" name="" descr="" title=""/>
+            <wp:docPr id="2" name=""/>
             <wp:cNvGraphicFramePr>
               <a:graphicFrameLocks xmlns:a="http://schemas.openxmlformats.org/drawingml/2006/main" noChangeAspect="1"/>
             </wp:cNvGraphicFramePr>
@@ -46,7 +46,7 @@
                   <pic:spPr bwMode="auto">
                     <a:xfrm>
                       <a:off x="0" y="0"/>
-                      <a:ext cx="1504950" cy="695325"/>
+                      <a:ext cx="2009775" cy="933450"/>
                     </a:xfrm>
                     <a:prstGeom prst="rect">
                       <a:avLst/>
@@ -89,15 +89,11 @@
     </w:p>
     <w:p>
       <w:pPr>
-        <w:spacing w:after="800" w:before="0" w:line="240" w:lineRule="auto"/>
-      </w:pPr>
-      <w:r>
-        <w:rPr>
-          <w:rFonts w:ascii="Google Sans Flex Normal" w:cs="Google Sans Flex Normal" w:eastAsia="Google Sans Flex Normal" w:hAnsi="Google Sans Flex Normal"/>
-          <w:b w:val="false"/>
-          <w:bCs w:val="false"/>
-          <w:i w:val="false"/>
-          <w:iCs w:val="false"/>
+        <w:spacing w:after="800" w:before="0"/>
+      </w:pPr>
+      <w:r>
+        <w:rPr>
+          <w:rFonts w:ascii="Google Sans Flex Normal" w:cs="Google Sans Flex Normal" w:eastAsia="Google Sans Flex Normal" w:hAnsi="Google Sans Flex Normal"/>
           <w:color w:val="94a3b8"/>
           <w:sz w:val="36"/>
           <w:szCs w:val="36"/>
@@ -109,12 +105,12 @@
       <w:tblPr>
         <w:tblW w:type="dxa" w:w="9602"/>
         <w:tblBorders>
-          <w:top w:val="nil"/>
-          <w:left w:val="nil"/>
-          <w:bottom w:val="nil"/>
-          <w:right w:val="nil"/>
-          <w:insideH w:val="nil"/>
-          <w:insideV w:val="nil"/>
+          <w:top w:val="single" w:color="auto" w:sz="4"/>
+          <w:left w:val="single" w:color="auto" w:sz="4"/>
+          <w:bottom w:val="single" w:color="auto" w:sz="4"/>
+          <w:right w:val="single" w:color="auto" w:sz="4"/>
+          <w:insideH w:val="single" w:color="auto" w:sz="4"/>
+          <w:insideV w:val="single" w:color="auto" w:sz="4"/>
         </w:tblBorders>
         <w:tblLayout w:type="fixed"/>
       </w:tblPr>
@@ -126,12 +122,12 @@
           <w:tcPr>
             <w:tcW w:type="dxa" w:w="9602"/>
             <w:tcBorders>
-              <w:top w:val="nil"/>
+              <w:top w:val="none" w:color="FFFFFF" w:sz="0"/>
               <w:left w:val="single" w:color="3F7DDE" w:sz="24"/>
-              <w:bottom w:val="nil"/>
-              <w:right w:val="nil"/>
+              <w:bottom w:val="none" w:color="FFFFFF" w:sz="0"/>
+              <w:right w:val="none" w:color="FFFFFF" w:sz="0"/>
             </w:tcBorders>
-            <w:shd w:fill="f1f5f9" w:val="clear"/>
+            <w:shd w:fill="f1f5f9" w:color="auto" w:val="clear"/>
             <w:tcMar>
               <w:top w:type="dxa" w:w="288"/>
               <w:left w:type="dxa" w:w="288"/>
@@ -148,8 +144,6 @@
                 <w:rFonts w:ascii="Google Sans Flex Medium" w:cs="Google Sans Flex Medium" w:eastAsia="Google Sans Flex Medium" w:hAnsi="Google Sans Flex Medium"/>
                 <w:b w:val="false"/>
                 <w:bCs w:val="false"/>
-                <w:i w:val="false"/>
-                <w:iCs w:val="false"/>
                 <w:color w:val="0f172a"/>
                 <w:sz w:val="28"/>
                 <w:szCs w:val="28"/>
@@ -159,10 +153,6 @@
             <w:r>
               <w:rPr>
                 <w:rFonts w:ascii="Google Sans Flex Normal" w:cs="Google Sans Flex Normal" w:eastAsia="Google Sans Flex Normal" w:hAnsi="Google Sans Flex Normal"/>
-                <w:b w:val="false"/>
-                <w:bCs w:val="false"/>
-                <w:i w:val="false"/>
-                <w:iCs w:val="false"/>
                 <w:color w:val="0f172a"/>
                 <w:sz w:val="28"/>
                 <w:szCs w:val="28"/>
@@ -179,8 +169,6 @@
                 <w:rFonts w:ascii="Google Sans Flex Medium" w:cs="Google Sans Flex Medium" w:eastAsia="Google Sans Flex Medium" w:hAnsi="Google Sans Flex Medium"/>
                 <w:b w:val="false"/>
                 <w:bCs w:val="false"/>
-                <w:i w:val="false"/>
-                <w:iCs w:val="false"/>
                 <w:color w:val="0f172a"/>
                 <w:sz w:val="28"/>
                 <w:szCs w:val="28"/>
@@ -190,10 +178,6 @@
             <w:r>
               <w:rPr>
                 <w:rFonts w:ascii="Google Sans Flex Normal" w:cs="Google Sans Flex Normal" w:eastAsia="Google Sans Flex Normal" w:hAnsi="Google Sans Flex Normal"/>
-                <w:b w:val="false"/>
-                <w:bCs w:val="false"/>
-                <w:i w:val="false"/>
-                <w:iCs w:val="false"/>
                 <w:color w:val="0f172a"/>
                 <w:sz w:val="28"/>
                 <w:szCs w:val="28"/>
@@ -210,8 +194,6 @@
                 <w:rFonts w:ascii="Google Sans Flex Medium" w:cs="Google Sans Flex Medium" w:eastAsia="Google Sans Flex Medium" w:hAnsi="Google Sans Flex Medium"/>
                 <w:b w:val="false"/>
                 <w:bCs w:val="false"/>
-                <w:i w:val="false"/>
-                <w:iCs w:val="false"/>
                 <w:color w:val="0f172a"/>
                 <w:sz w:val="28"/>
                 <w:szCs w:val="28"/>
@@ -221,10 +203,6 @@
             <w:r>
               <w:rPr>
                 <w:rFonts w:ascii="Google Sans Flex Normal" w:cs="Google Sans Flex Normal" w:eastAsia="Google Sans Flex Normal" w:hAnsi="Google Sans Flex Normal"/>
-                <w:b w:val="false"/>
-                <w:bCs w:val="false"/>
-                <w:i w:val="false"/>
-                <w:iCs w:val="false"/>
                 <w:color w:val="0f172a"/>
                 <w:sz w:val="28"/>
                 <w:szCs w:val="28"/>
@@ -241,8 +219,6 @@
                 <w:rFonts w:ascii="Google Sans Flex Medium" w:cs="Google Sans Flex Medium" w:eastAsia="Google Sans Flex Medium" w:hAnsi="Google Sans Flex Medium"/>
                 <w:b w:val="false"/>
                 <w:bCs w:val="false"/>
-                <w:i w:val="false"/>
-                <w:iCs w:val="false"/>
                 <w:color w:val="0f172a"/>
                 <w:sz w:val="28"/>
                 <w:szCs w:val="28"/>
@@ -252,15 +228,11 @@
             <w:r>
               <w:rPr>
                 <w:rFonts w:ascii="Google Sans Flex Normal" w:cs="Google Sans Flex Normal" w:eastAsia="Google Sans Flex Normal" w:hAnsi="Google Sans Flex Normal"/>
-                <w:b w:val="false"/>
-                <w:bCs w:val="false"/>
-                <w:i w:val="false"/>
-                <w:iCs w:val="false"/>
                 <w:color w:val="0f172a"/>
                 <w:sz w:val="28"/>
                 <w:szCs w:val="28"/>
               </w:rPr>
-              <w:t xml:space="preserve">1.0</w:t>
+              <w:t xml:space="preserve">1.0.0</w:t>
             </w:r>
           </w:p>
           <w:p>
@@ -272,8 +244,6 @@
                 <w:rFonts w:ascii="Google Sans Flex Medium" w:cs="Google Sans Flex Medium" w:eastAsia="Google Sans Flex Medium" w:hAnsi="Google Sans Flex Medium"/>
                 <w:b w:val="false"/>
                 <w:bCs w:val="false"/>
-                <w:i w:val="false"/>
-                <w:iCs w:val="false"/>
                 <w:color w:val="0f172a"/>
                 <w:sz w:val="28"/>
                 <w:szCs w:val="28"/>
@@ -283,15 +253,11 @@
             <w:r>
               <w:rPr>
                 <w:rFonts w:ascii="Google Sans Flex Normal" w:cs="Google Sans Flex Normal" w:eastAsia="Google Sans Flex Normal" w:hAnsi="Google Sans Flex Normal"/>
-                <w:b w:val="false"/>
-                <w:bCs w:val="false"/>
-                <w:i w:val="false"/>
-                <w:iCs w:val="false"/>
                 <w:color w:val="0f172a"/>
                 <w:sz w:val="28"/>
                 <w:szCs w:val="28"/>
               </w:rPr>
-              <w:t xml:space="preserve">07 August 2026</w:t>
+              <w:t xml:space="preserve">31 October 2026</w:t>
             </w:r>
           </w:p>
           <w:p>
@@ -303,8 +269,6 @@
                 <w:rFonts w:ascii="Google Sans Flex Medium" w:cs="Google Sans Flex Medium" w:eastAsia="Google Sans Flex Medium" w:hAnsi="Google Sans Flex Medium"/>
                 <w:b w:val="false"/>
                 <w:bCs w:val="false"/>
-                <w:i w:val="false"/>
-                <w:iCs w:val="false"/>
                 <w:color w:val="0f172a"/>
                 <w:sz w:val="28"/>
                 <w:szCs w:val="28"/>
@@ -314,10 +278,6 @@
             <w:r>
               <w:rPr>
                 <w:rFonts w:ascii="Google Sans Flex Normal" w:cs="Google Sans Flex Normal" w:eastAsia="Google Sans Flex Normal" w:hAnsi="Google Sans Flex Normal"/>
-                <w:b w:val="false"/>
-                <w:bCs w:val="false"/>
-                <w:i w:val="false"/>
-                <w:iCs w:val="false"/>
                 <w:color w:val="0f172a"/>
                 <w:sz w:val="28"/>
                 <w:szCs w:val="28"/>
@@ -339,6 +299,7 @@
         <w:keepNext/>
         <w:spacing w:after="115" w:before="240" w:line="240" w:lineRule="auto"/>
       </w:pPr>
+      <w:bookmarkStart w:name="bm_1" w:id="1"/>
       <w:r>
         <w:rPr>
           <w:rFonts w:ascii="Google Sans Flex Medium" w:cs="Google Sans Flex Medium" w:eastAsia="Google Sans Flex Medium" w:hAnsi="Google Sans Flex Medium"/>
@@ -352,6 +313,7 @@
         </w:rPr>
         <w:t xml:space="preserve">Gate Pass Management - Feature List</w:t>
       </w:r>
+      <w:bookmarkEnd w:id="1"/>
     </w:p>
     <w:p>
       <w:pPr>
@@ -377,6 +339,7 @@
         <w:keepNext/>
         <w:spacing w:after="92" w:before="200" w:line="240" w:lineRule="auto"/>
       </w:pPr>
+      <w:bookmarkStart w:name="bm_2" w:id="2"/>
       <w:r>
         <w:rPr>
           <w:rFonts w:ascii="Google Sans Flex Medium" w:cs="Google Sans Flex Medium" w:eastAsia="Google Sans Flex Medium" w:hAnsi="Google Sans Flex Medium"/>
@@ -390,6 +353,7 @@
         </w:rPr>
         <w:t xml:space="preserve">The one-line pitch</w:t>
       </w:r>
+      <w:bookmarkEnd w:id="2"/>
     </w:p>
     <w:p>
       <w:pPr>
@@ -398,8 +362,8 @@
       <w:r>
         <w:rPr>
           <w:rFonts w:ascii="Google Sans Flex Medium" w:cs="Google Sans Flex Medium" w:eastAsia="Google Sans Flex Medium" w:hAnsi="Google Sans Flex Medium"/>
-          <w:b/>
-          <w:bCs/>
+          <w:b w:val="false"/>
+          <w:bCs w:val="false"/>
           <w:i w:val="false"/>
           <w:iCs w:val="false"/>
           <w:color w:val="0f172a"/>
@@ -415,6 +379,7 @@
         <w:keepNext/>
         <w:spacing w:after="92" w:before="200" w:line="240" w:lineRule="auto"/>
       </w:pPr>
+      <w:bookmarkStart w:name="bm_3" w:id="3"/>
       <w:r>
         <w:rPr>
           <w:rFonts w:ascii="Google Sans Flex Medium" w:cs="Google Sans Flex Medium" w:eastAsia="Google Sans Flex Medium" w:hAnsi="Google Sans Flex Medium"/>
@@ -428,6 +393,7 @@
         </w:rPr>
         <w:t xml:space="preserve">The elevator version</w:t>
       </w:r>
+      <w:bookmarkEnd w:id="3"/>
     </w:p>
     <w:p>
       <w:pPr>
@@ -489,6 +455,7 @@
         <w:keepNext/>
         <w:spacing w:after="92" w:before="200" w:line="240" w:lineRule="auto"/>
       </w:pPr>
+      <w:bookmarkStart w:name="bm_4" w:id="4"/>
       <w:r>
         <w:rPr>
           <w:rFonts w:ascii="Google Sans Flex Medium" w:cs="Google Sans Flex Medium" w:eastAsia="Google Sans Flex Medium" w:hAnsi="Google Sans Flex Medium"/>
@@ -502,6 +469,7 @@
         </w:rPr>
         <w:t xml:space="preserve">Positioning</w:t>
       </w:r>
+      <w:bookmarkEnd w:id="4"/>
     </w:p>
     <w:tbl>
       <w:tblPr>
@@ -517,29 +485,106 @@
         <w:tblLayout w:type="fixed"/>
       </w:tblPr>
       <w:tblGrid>
-        <w:gridCol w:w="1600"/>
-        <w:gridCol w:w="8002"/>
+        <w:gridCol w:w="1825"/>
+        <w:gridCol w:w="7777"/>
       </w:tblGrid>
       <w:tr>
         <w:trPr>
+          <w:cantSplit/>
           <w:tblHeader/>
         </w:trPr>
         <w:tc>
           <w:tcPr>
-            <w:tcW w:type="dxa" w:w="1600"/>
+            <w:tcW w:type="dxa" w:w="1825"/>
             <w:tcBorders>
               <w:top w:val="single" w:color="cccccc" w:sz="4"/>
               <w:left w:val="single" w:color="cccccc" w:sz="4"/>
               <w:bottom w:val="single" w:color="cccccc" w:sz="4"/>
               <w:right w:val="single" w:color="cccccc" w:sz="4"/>
             </w:tcBorders>
-            <w:shd w:fill="3F7DDE" w:val="clear"/>
+            <w:shd w:fill="3F7DDE" w:color="auto" w:val="clear"/>
             <w:tcMar>
               <w:top w:type="dxa" w:w="144"/>
               <w:left w:type="dxa" w:w="144"/>
               <w:bottom w:type="dxa" w:w="144"/>
               <w:right w:type="dxa" w:w="144"/>
             </w:tcMar>
+            <w:vAlign w:val="top"/>
+          </w:tcPr>
+          <w:p>
+            <w:pPr>
+              <w:spacing w:after="0" w:before="0" w:line="240" w:lineRule="auto"/>
+            </w:pPr>
+            <w:r>
+              <w:rPr>
+                <w:rFonts w:ascii="Google Sans Flex Medium" w:cs="Google Sans Flex Medium" w:eastAsia="Google Sans Flex Medium" w:hAnsi="Google Sans Flex Medium"/>
+                <w:b w:val="false"/>
+                <w:bCs w:val="false"/>
+                <w:color w:val="ffffff"/>
+                <w:sz w:val="24"/>
+                <w:szCs w:val="24"/>
+              </w:rPr>
+              <w:t xml:space="preserve"/>
+            </w:r>
+          </w:p>
+        </w:tc>
+        <w:tc>
+          <w:tcPr>
+            <w:tcW w:type="dxa" w:w="7777"/>
+            <w:tcBorders>
+              <w:top w:val="single" w:color="cccccc" w:sz="4"/>
+              <w:left w:val="single" w:color="cccccc" w:sz="4"/>
+              <w:bottom w:val="single" w:color="cccccc" w:sz="4"/>
+              <w:right w:val="single" w:color="cccccc" w:sz="4"/>
+            </w:tcBorders>
+            <w:shd w:fill="3F7DDE" w:color="auto" w:val="clear"/>
+            <w:tcMar>
+              <w:top w:type="dxa" w:w="144"/>
+              <w:left w:type="dxa" w:w="144"/>
+              <w:bottom w:type="dxa" w:w="144"/>
+              <w:right w:type="dxa" w:w="144"/>
+            </w:tcMar>
+            <w:vAlign w:val="top"/>
+          </w:tcPr>
+          <w:p>
+            <w:pPr>
+              <w:spacing w:after="0" w:before="0" w:line="240" w:lineRule="auto"/>
+            </w:pPr>
+            <w:r>
+              <w:rPr>
+                <w:rFonts w:ascii="Google Sans Flex Medium" w:cs="Google Sans Flex Medium" w:eastAsia="Google Sans Flex Medium" w:hAnsi="Google Sans Flex Medium"/>
+                <w:b w:val="false"/>
+                <w:bCs w:val="false"/>
+                <w:color w:val="ffffff"/>
+                <w:sz w:val="24"/>
+                <w:szCs w:val="24"/>
+              </w:rPr>
+              <w:t xml:space="preserve"/>
+            </w:r>
+          </w:p>
+        </w:tc>
+      </w:tr>
+      <w:tr>
+        <w:trPr>
+          <w:cantSplit/>
+        </w:trPr>
+        <w:tc>
+          <w:tcPr>
+            <w:tcW w:type="dxa" w:w="1825"/>
+            <w:tcBorders>
+              <w:top w:val="single" w:color="cccccc" w:sz="4"/>
+              <w:left w:val="single" w:color="cccccc" w:sz="4"/>
+              <w:bottom w:val="single" w:color="cccccc" w:sz="4"/>
+              <w:right w:val="single" w:color="cccccc" w:sz="4"/>
+            </w:tcBorders>
+            <w:shd w:fill="FAFAFA" w:color="auto" w:val="clear"/>
+            <w:tcMar>
+              <w:top w:type="dxa" w:w="144"/>
+              <w:left w:type="dxa" w:w="144"/>
+              <w:bottom w:type="dxa" w:w="144"/>
+              <w:right w:type="dxa" w:w="144"/>
+            </w:tcMar>
+            <w:vAlign w:val="top"/>
           </w:tcPr>
           <w:p>
             <w:pPr>
@@ -552,80 +597,6 @@
                 <w:bCs w:val="false"/>
                 <w:i w:val="false"/>
                 <w:iCs w:val="false"/>
-                <w:color w:val="ffffff"/>
-                <w:sz w:val="24"/>
-                <w:szCs w:val="24"/>
-              </w:rPr>
-              <w:t xml:space="preserve"/>
-            </w:r>
-          </w:p>
-        </w:tc>
-        <w:tc>
-          <w:tcPr>
-            <w:tcW w:type="dxa" w:w="8002"/>
-            <w:tcBorders>
-              <w:top w:val="single" w:color="cccccc" w:sz="4"/>
-              <w:left w:val="single" w:color="cccccc" w:sz="4"/>
-              <w:bottom w:val="single" w:color="cccccc" w:sz="4"/>
-              <w:right w:val="single" w:color="cccccc" w:sz="4"/>
-            </w:tcBorders>
-            <w:shd w:fill="3F7DDE" w:val="clear"/>
-            <w:tcMar>
-              <w:top w:type="dxa" w:w="144"/>
-              <w:left w:type="dxa" w:w="144"/>
-              <w:bottom w:type="dxa" w:w="144"/>
-              <w:right w:type="dxa" w:w="144"/>
-            </w:tcMar>
-          </w:tcPr>
-          <w:p>
-            <w:pPr>
-              <w:spacing w:after="0" w:before="0" w:line="240" w:lineRule="auto"/>
-            </w:pPr>
-            <w:r>
-              <w:rPr>
-                <w:rFonts w:ascii="Google Sans Flex Medium" w:cs="Google Sans Flex Medium" w:eastAsia="Google Sans Flex Medium" w:hAnsi="Google Sans Flex Medium"/>
-                <w:b w:val="false"/>
-                <w:bCs w:val="false"/>
-                <w:i w:val="false"/>
-                <w:iCs w:val="false"/>
-                <w:color w:val="ffffff"/>
-                <w:sz w:val="24"/>
-                <w:szCs w:val="24"/>
-              </w:rPr>
-              <w:t xml:space="preserve"/>
-            </w:r>
-          </w:p>
-        </w:tc>
-      </w:tr>
-      <w:tr>
-        <w:tc>
-          <w:tcPr>
-            <w:tcW w:type="dxa" w:w="1600"/>
-            <w:tcBorders>
-              <w:top w:val="single" w:color="cccccc" w:sz="4"/>
-              <w:left w:val="single" w:color="cccccc" w:sz="4"/>
-              <w:bottom w:val="single" w:color="cccccc" w:sz="4"/>
-              <w:right w:val="single" w:color="cccccc" w:sz="4"/>
-            </w:tcBorders>
-            <w:shd w:fill="FAFAFA" w:val="clear"/>
-            <w:tcMar>
-              <w:top w:type="dxa" w:w="144"/>
-              <w:left w:type="dxa" w:w="144"/>
-              <w:bottom w:type="dxa" w:w="144"/>
-              <w:right w:type="dxa" w:w="144"/>
-            </w:tcMar>
-          </w:tcPr>
-          <w:p>
-            <w:pPr>
-              <w:spacing w:after="0" w:before="0" w:line="240" w:lineRule="auto"/>
-            </w:pPr>
-            <w:r>
-              <w:rPr>
-                <w:rFonts w:ascii="Google Sans Flex Medium" w:cs="Google Sans Flex Medium" w:eastAsia="Google Sans Flex Medium" w:hAnsi="Google Sans Flex Medium"/>
-                <w:b/>
-                <w:bCs/>
-                <w:i w:val="false"/>
-                <w:iCs w:val="false"/>
                 <w:color w:val="0f172a"/>
                 <w:sz w:val="22"/>
                 <w:szCs w:val="22"/>
@@ -636,20 +607,21 @@
         </w:tc>
         <w:tc>
           <w:tcPr>
-            <w:tcW w:type="dxa" w:w="8002"/>
+            <w:tcW w:type="dxa" w:w="7777"/>
             <w:tcBorders>
               <w:top w:val="single" w:color="cccccc" w:sz="4"/>
               <w:left w:val="single" w:color="cccccc" w:sz="4"/>
               <w:bottom w:val="single" w:color="cccccc" w:sz="4"/>
               <w:right w:val="single" w:color="cccccc" w:sz="4"/>
             </w:tcBorders>
-            <w:shd w:fill="FAFAFA" w:val="clear"/>
+            <w:shd w:fill="FAFAFA" w:color="auto" w:val="clear"/>
             <w:tcMar>
               <w:top w:type="dxa" w:w="144"/>
               <w:left w:type="dxa" w:w="144"/>
               <w:bottom w:type="dxa" w:w="144"/>
               <w:right w:type="dxa" w:w="144"/>
             </w:tcMar>
+            <w:vAlign w:val="top"/>
           </w:tcPr>
           <w:p>
             <w:pPr>
@@ -672,22 +644,26 @@
         </w:tc>
       </w:tr>
       <w:tr>
+        <w:trPr>
+          <w:cantSplit/>
+        </w:trPr>
         <w:tc>
           <w:tcPr>
-            <w:tcW w:type="dxa" w:w="1600"/>
+            <w:tcW w:type="dxa" w:w="1825"/>
             <w:tcBorders>
               <w:top w:val="single" w:color="cccccc" w:sz="4"/>
               <w:left w:val="single" w:color="cccccc" w:sz="4"/>
               <w:bottom w:val="single" w:color="cccccc" w:sz="4"/>
               <w:right w:val="single" w:color="cccccc" w:sz="4"/>
             </w:tcBorders>
-            <w:shd w:fill="FAFAFA" w:val="clear"/>
+            <w:shd w:fill="FAFAFA" w:color="auto" w:val="clear"/>
             <w:tcMar>
               <w:top w:type="dxa" w:w="144"/>
               <w:left w:type="dxa" w:w="144"/>
               <w:bottom w:type="dxa" w:w="144"/>
               <w:right w:type="dxa" w:w="144"/>
             </w:tcMar>
+            <w:vAlign w:val="top"/>
           </w:tcPr>
           <w:p>
             <w:pPr>
@@ -696,8 +672,8 @@
             <w:r>
               <w:rPr>
                 <w:rFonts w:ascii="Google Sans Flex Medium" w:cs="Google Sans Flex Medium" w:eastAsia="Google Sans Flex Medium" w:hAnsi="Google Sans Flex Medium"/>
-                <w:b/>
-                <w:bCs/>
+                <w:b w:val="false"/>
+                <w:bCs w:val="false"/>
                 <w:i w:val="false"/>
                 <w:iCs w:val="false"/>
                 <w:color w:val="0f172a"/>
@@ -710,20 +686,21 @@
         </w:tc>
         <w:tc>
           <w:tcPr>
-            <w:tcW w:type="dxa" w:w="8002"/>
+            <w:tcW w:type="dxa" w:w="7777"/>
             <w:tcBorders>
               <w:top w:val="single" w:color="cccccc" w:sz="4"/>
               <w:left w:val="single" w:color="cccccc" w:sz="4"/>
               <w:bottom w:val="single" w:color="cccccc" w:sz="4"/>
               <w:right w:val="single" w:color="cccccc" w:sz="4"/>
             </w:tcBorders>
-            <w:shd w:fill="FAFAFA" w:val="clear"/>
+            <w:shd w:fill="FAFAFA" w:color="auto" w:val="clear"/>
             <w:tcMar>
               <w:top w:type="dxa" w:w="144"/>
               <w:left w:type="dxa" w:w="144"/>
               <w:bottom w:type="dxa" w:w="144"/>
               <w:right w:type="dxa" w:w="144"/>
             </w:tcMar>
+            <w:vAlign w:val="top"/>
           </w:tcPr>
           <w:p>
             <w:pPr>
@@ -746,22 +723,26 @@
         </w:tc>
       </w:tr>
       <w:tr>
+        <w:trPr>
+          <w:cantSplit/>
+        </w:trPr>
         <w:tc>
           <w:tcPr>
-            <w:tcW w:type="dxa" w:w="1600"/>
+            <w:tcW w:type="dxa" w:w="1825"/>
             <w:tcBorders>
               <w:top w:val="single" w:color="cccccc" w:sz="4"/>
               <w:left w:val="single" w:color="cccccc" w:sz="4"/>
               <w:bottom w:val="single" w:color="cccccc" w:sz="4"/>
               <w:right w:val="single" w:color="cccccc" w:sz="4"/>
             </w:tcBorders>
-            <w:shd w:fill="FAFAFA" w:val="clear"/>
+            <w:shd w:fill="FAFAFA" w:color="auto" w:val="clear"/>
             <w:tcMar>
               <w:top w:type="dxa" w:w="144"/>
               <w:left w:type="dxa" w:w="144"/>
               <w:bottom w:type="dxa" w:w="144"/>
               <w:right w:type="dxa" w:w="144"/>
             </w:tcMar>
+            <w:vAlign w:val="top"/>
           </w:tcPr>
           <w:p>
             <w:pPr>
@@ -770,8 +751,8 @@
             <w:r>
               <w:rPr>
                 <w:rFonts w:ascii="Google Sans Flex Medium" w:cs="Google Sans Flex Medium" w:eastAsia="Google Sans Flex Medium" w:hAnsi="Google Sans Flex Medium"/>
-                <w:b/>
-                <w:bCs/>
+                <w:b w:val="false"/>
+                <w:bCs w:val="false"/>
                 <w:i w:val="false"/>
                 <w:iCs w:val="false"/>
                 <w:color w:val="0f172a"/>
@@ -784,20 +765,21 @@
         </w:tc>
         <w:tc>
           <w:tcPr>
-            <w:tcW w:type="dxa" w:w="8002"/>
+            <w:tcW w:type="dxa" w:w="7777"/>
             <w:tcBorders>
               <w:top w:val="single" w:color="cccccc" w:sz="4"/>
               <w:left w:val="single" w:color="cccccc" w:sz="4"/>
               <w:bottom w:val="single" w:color="cccccc" w:sz="4"/>
               <w:right w:val="single" w:color="cccccc" w:sz="4"/>
             </w:tcBorders>
-            <w:shd w:fill="FAFAFA" w:val="clear"/>
+            <w:shd w:fill="FAFAFA" w:color="auto" w:val="clear"/>
             <w:tcMar>
               <w:top w:type="dxa" w:w="144"/>
               <w:left w:type="dxa" w:w="144"/>
               <w:bottom w:type="dxa" w:w="144"/>
               <w:right w:type="dxa" w:w="144"/>
             </w:tcMar>
+            <w:vAlign w:val="top"/>
           </w:tcPr>
           <w:p>
             <w:pPr>
@@ -820,22 +802,26 @@
         </w:tc>
       </w:tr>
       <w:tr>
+        <w:trPr>
+          <w:cantSplit/>
+        </w:trPr>
         <w:tc>
           <w:tcPr>
-            <w:tcW w:type="dxa" w:w="1600"/>
+            <w:tcW w:type="dxa" w:w="1825"/>
             <w:tcBorders>
               <w:top w:val="single" w:color="cccccc" w:sz="4"/>
               <w:left w:val="single" w:color="cccccc" w:sz="4"/>
               <w:bottom w:val="single" w:color="cccccc" w:sz="4"/>
               <w:right w:val="single" w:color="cccccc" w:sz="4"/>
             </w:tcBorders>
-            <w:shd w:fill="FAFAFA" w:val="clear"/>
+            <w:shd w:fill="FAFAFA" w:color="auto" w:val="clear"/>
             <w:tcMar>
               <w:top w:type="dxa" w:w="144"/>
               <w:left w:type="dxa" w:w="144"/>
               <w:bottom w:type="dxa" w:w="144"/>
               <w:right w:type="dxa" w:w="144"/>
             </w:tcMar>
+            <w:vAlign w:val="top"/>
           </w:tcPr>
           <w:p>
             <w:pPr>
@@ -844,8 +830,8 @@
             <w:r>
               <w:rPr>
                 <w:rFonts w:ascii="Google Sans Flex Medium" w:cs="Google Sans Flex Medium" w:eastAsia="Google Sans Flex Medium" w:hAnsi="Google Sans Flex Medium"/>
-                <w:b/>
-                <w:bCs/>
+                <w:b w:val="false"/>
+                <w:bCs w:val="false"/>
                 <w:i w:val="false"/>
                 <w:iCs w:val="false"/>
                 <w:color w:val="0f172a"/>
@@ -858,20 +844,21 @@
         </w:tc>
         <w:tc>
           <w:tcPr>
-            <w:tcW w:type="dxa" w:w="8002"/>
+            <w:tcW w:type="dxa" w:w="7777"/>
             <w:tcBorders>
               <w:top w:val="single" w:color="cccccc" w:sz="4"/>
               <w:left w:val="single" w:color="cccccc" w:sz="4"/>
               <w:bottom w:val="single" w:color="cccccc" w:sz="4"/>
               <w:right w:val="single" w:color="cccccc" w:sz="4"/>
             </w:tcBorders>
-            <w:shd w:fill="FAFAFA" w:val="clear"/>
+            <w:shd w:fill="FAFAFA" w:color="auto" w:val="clear"/>
             <w:tcMar>
               <w:top w:type="dxa" w:w="144"/>
               <w:left w:type="dxa" w:w="144"/>
               <w:bottom w:type="dxa" w:w="144"/>
               <w:right w:type="dxa" w:w="144"/>
             </w:tcMar>
+            <w:vAlign w:val="top"/>
           </w:tcPr>
           <w:p>
             <w:pPr>
@@ -894,22 +881,26 @@
         </w:tc>
       </w:tr>
       <w:tr>
+        <w:trPr>
+          <w:cantSplit/>
+        </w:trPr>
         <w:tc>
           <w:tcPr>
-            <w:tcW w:type="dxa" w:w="1600"/>
+            <w:tcW w:type="dxa" w:w="1825"/>
             <w:tcBorders>
               <w:top w:val="single" w:color="cccccc" w:sz="4"/>
               <w:left w:val="single" w:color="cccccc" w:sz="4"/>
               <w:bottom w:val="single" w:color="cccccc" w:sz="4"/>
               <w:right w:val="single" w:color="cccccc" w:sz="4"/>
             </w:tcBorders>
-            <w:shd w:fill="FAFAFA" w:val="clear"/>
+            <w:shd w:fill="FAFAFA" w:color="auto" w:val="clear"/>
             <w:tcMar>
               <w:top w:type="dxa" w:w="144"/>
               <w:left w:type="dxa" w:w="144"/>
               <w:bottom w:type="dxa" w:w="144"/>
               <w:right w:type="dxa" w:w="144"/>
             </w:tcMar>
+            <w:vAlign w:val="top"/>
           </w:tcPr>
           <w:p>
             <w:pPr>
@@ -918,8 +909,8 @@
             <w:r>
               <w:rPr>
                 <w:rFonts w:ascii="Google Sans Flex Medium" w:cs="Google Sans Flex Medium" w:eastAsia="Google Sans Flex Medium" w:hAnsi="Google Sans Flex Medium"/>
-                <w:b/>
-                <w:bCs/>
+                <w:b w:val="false"/>
+                <w:bCs w:val="false"/>
                 <w:i w:val="false"/>
                 <w:iCs w:val="false"/>
                 <w:color w:val="0f172a"/>
@@ -932,20 +923,21 @@
         </w:tc>
         <w:tc>
           <w:tcPr>
-            <w:tcW w:type="dxa" w:w="8002"/>
+            <w:tcW w:type="dxa" w:w="7777"/>
             <w:tcBorders>
               <w:top w:val="single" w:color="cccccc" w:sz="4"/>
               <w:left w:val="single" w:color="cccccc" w:sz="4"/>
               <w:bottom w:val="single" w:color="cccccc" w:sz="4"/>
               <w:right w:val="single" w:color="cccccc" w:sz="4"/>
             </w:tcBorders>
-            <w:shd w:fill="FAFAFA" w:val="clear"/>
+            <w:shd w:fill="FAFAFA" w:color="auto" w:val="clear"/>
             <w:tcMar>
               <w:top w:type="dxa" w:w="144"/>
               <w:left w:type="dxa" w:w="144"/>
               <w:bottom w:type="dxa" w:w="144"/>
               <w:right w:type="dxa" w:w="144"/>
             </w:tcMar>
+            <w:vAlign w:val="top"/>
           </w:tcPr>
           <w:p>
             <w:pPr>
@@ -968,22 +960,26 @@
         </w:tc>
       </w:tr>
       <w:tr>
+        <w:trPr>
+          <w:cantSplit/>
+        </w:trPr>
         <w:tc>
           <w:tcPr>
-            <w:tcW w:type="dxa" w:w="1600"/>
+            <w:tcW w:type="dxa" w:w="1825"/>
             <w:tcBorders>
               <w:top w:val="single" w:color="cccccc" w:sz="4"/>
               <w:left w:val="single" w:color="cccccc" w:sz="4"/>
               <w:bottom w:val="single" w:color="cccccc" w:sz="4"/>
               <w:right w:val="single" w:color="cccccc" w:sz="4"/>
             </w:tcBorders>
-            <w:shd w:fill="FAFAFA" w:val="clear"/>
+            <w:shd w:fill="FAFAFA" w:color="auto" w:val="clear"/>
             <w:tcMar>
               <w:top w:type="dxa" w:w="144"/>
               <w:left w:type="dxa" w:w="144"/>
               <w:bottom w:type="dxa" w:w="144"/>
               <w:right w:type="dxa" w:w="144"/>
             </w:tcMar>
+            <w:vAlign w:val="top"/>
           </w:tcPr>
           <w:p>
             <w:pPr>
@@ -992,8 +988,8 @@
             <w:r>
               <w:rPr>
                 <w:rFonts w:ascii="Google Sans Flex Medium" w:cs="Google Sans Flex Medium" w:eastAsia="Google Sans Flex Medium" w:hAnsi="Google Sans Flex Medium"/>
-                <w:b/>
-                <w:bCs/>
+                <w:b w:val="false"/>
+                <w:bCs w:val="false"/>
                 <w:i w:val="false"/>
                 <w:iCs w:val="false"/>
                 <w:color w:val="0f172a"/>
@@ -1006,20 +1002,21 @@
         </w:tc>
         <w:tc>
           <w:tcPr>
-            <w:tcW w:type="dxa" w:w="8002"/>
+            <w:tcW w:type="dxa" w:w="7777"/>
             <w:tcBorders>
               <w:top w:val="single" w:color="cccccc" w:sz="4"/>
               <w:left w:val="single" w:color="cccccc" w:sz="4"/>
               <w:bottom w:val="single" w:color="cccccc" w:sz="4"/>
               <w:right w:val="single" w:color="cccccc" w:sz="4"/>
             </w:tcBorders>
-            <w:shd w:fill="FAFAFA" w:val="clear"/>
+            <w:shd w:fill="FAFAFA" w:color="auto" w:val="clear"/>
             <w:tcMar>
               <w:top w:type="dxa" w:w="144"/>
               <w:left w:type="dxa" w:w="144"/>
               <w:bottom w:type="dxa" w:w="144"/>
               <w:right w:type="dxa" w:w="144"/>
             </w:tcMar>
+            <w:vAlign w:val="top"/>
           </w:tcPr>
           <w:p>
             <w:pPr>
@@ -1044,7 +1041,7 @@
     </w:tbl>
     <w:p>
       <w:pPr>
-        <w:spacing w:after="120" w:before="0" w:line="240" w:lineRule="auto"/>
+        <w:spacing w:after="150" w:before="0" w:line="240" w:lineRule="auto"/>
       </w:pPr>
     </w:p>
     <w:p>
@@ -1053,6 +1050,7 @@
         <w:keepNext/>
         <w:spacing w:after="92" w:before="200" w:line="240" w:lineRule="auto"/>
       </w:pPr>
+      <w:bookmarkStart w:name="bm_5" w:id="5"/>
       <w:r>
         <w:rPr>
           <w:rFonts w:ascii="Google Sans Flex Medium" w:cs="Google Sans Flex Medium" w:eastAsia="Google Sans Flex Medium" w:hAnsi="Google Sans Flex Medium"/>
@@ -1066,6 +1064,7 @@
         </w:rPr>
         <w:t xml:space="preserve">What makes it different</w:t>
       </w:r>
+      <w:bookmarkEnd w:id="5"/>
     </w:p>
     <w:p>
       <w:pPr>
@@ -1073,6 +1072,7 @@
         <w:keepNext/>
         <w:spacing w:after="69" w:before="160" w:line="240" w:lineRule="auto"/>
       </w:pPr>
+      <w:bookmarkStart w:name="bm_6" w:id="6"/>
       <w:r>
         <w:rPr>
           <w:rFonts w:ascii="Google Sans Flex Medium" w:cs="Google Sans Flex Medium" w:eastAsia="Google Sans Flex Medium" w:hAnsi="Google Sans Flex Medium"/>
@@ -1086,6 +1086,7 @@
         </w:rPr>
         <w:t xml:space="preserve">1. It is a control document, not a parallel stock system</w:t>
       </w:r>
+      <w:bookmarkEnd w:id="6"/>
     </w:p>
     <w:p>
       <w:pPr>
@@ -1107,8 +1108,8 @@
       <w:r>
         <w:rPr>
           <w:rFonts w:ascii="Google Sans Flex Medium" w:cs="Google Sans Flex Medium" w:eastAsia="Google Sans Flex Medium" w:hAnsi="Google Sans Flex Medium"/>
-          <w:b/>
-          <w:bCs/>
+          <w:b w:val="false"/>
+          <w:bCs w:val="false"/>
           <w:i w:val="false"/>
           <w:iCs w:val="false"/>
           <w:color w:val="0f172a"/>
@@ -1138,8 +1139,8 @@
       <w:r>
         <w:rPr>
           <w:rFonts w:ascii="Google Sans Flex Medium" w:cs="Google Sans Flex Medium" w:eastAsia="Google Sans Flex Medium" w:hAnsi="Google Sans Flex Medium"/>
-          <w:b/>
-          <w:bCs/>
+          <w:b w:val="false"/>
+          <w:bCs w:val="false"/>
           <w:i w:val="false"/>
           <w:iCs w:val="false"/>
           <w:color w:val="0f172a"/>
@@ -1168,6 +1169,7 @@
         <w:keepNext/>
         <w:spacing w:after="69" w:before="160" w:line="240" w:lineRule="auto"/>
       </w:pPr>
+      <w:bookmarkStart w:name="bm_7" w:id="7"/>
       <w:r>
         <w:rPr>
           <w:rFonts w:ascii="Google Sans Flex Medium" w:cs="Google Sans Flex Medium" w:eastAsia="Google Sans Flex Medium" w:hAnsi="Google Sans Flex Medium"/>
@@ -1181,6 +1183,7 @@
         </w:rPr>
         <w:t xml:space="preserve">2. Progressive enforcement - safe from day one</w:t>
       </w:r>
+      <w:bookmarkEnd w:id="7"/>
     </w:p>
     <w:p>
       <w:pPr>
@@ -1202,8 +1205,8 @@
       <w:r>
         <w:rPr>
           <w:rFonts w:ascii="Google Sans Flex Medium" w:cs="Google Sans Flex Medium" w:eastAsia="Google Sans Flex Medium" w:hAnsi="Google Sans Flex Medium"/>
-          <w:b/>
-          <w:bCs/>
+          <w:b w:val="false"/>
+          <w:bCs w:val="false"/>
           <w:i w:val="false"/>
           <w:iCs w:val="false"/>
           <w:color w:val="0f172a"/>
@@ -1246,8 +1249,8 @@
       <w:r>
         <w:rPr>
           <w:rFonts w:ascii="Google Sans Flex Medium" w:cs="Google Sans Flex Medium" w:eastAsia="Google Sans Flex Medium" w:hAnsi="Google Sans Flex Medium"/>
-          <w:b/>
-          <w:bCs/>
+          <w:b w:val="false"/>
+          <w:bCs w:val="false"/>
           <w:i w:val="false"/>
           <w:iCs w:val="false"/>
           <w:color w:val="0f172a"/>
@@ -1277,8 +1280,8 @@
       <w:r>
         <w:rPr>
           <w:rFonts w:ascii="Google Sans Flex Medium" w:cs="Google Sans Flex Medium" w:eastAsia="Google Sans Flex Medium" w:hAnsi="Google Sans Flex Medium"/>
-          <w:b/>
-          <w:bCs/>
+          <w:b w:val="false"/>
+          <w:bCs w:val="false"/>
           <w:i w:val="false"/>
           <w:iCs w:val="false"/>
           <w:color w:val="0f172a"/>
@@ -1307,6 +1310,7 @@
         <w:keepNext/>
         <w:spacing w:after="69" w:before="160" w:line="240" w:lineRule="auto"/>
       </w:pPr>
+      <w:bookmarkStart w:name="bm_8" w:id="8"/>
       <w:r>
         <w:rPr>
           <w:rFonts w:ascii="Google Sans Flex Medium" w:cs="Google Sans Flex Medium" w:eastAsia="Google Sans Flex Medium" w:hAnsi="Google Sans Flex Medium"/>
@@ -1318,8 +1322,9 @@
           <w:sz w:val="28"/>
           <w:szCs w:val="28"/>
         </w:rPr>
-        <w:t xml:space="preserve">3. Every rule is configurable - 60 of them</w:t>
-      </w:r>
+        <w:t xml:space="preserve">3. Sixty rules, 44 of them yours to configure</w:t>
+      </w:r>
+      <w:bookmarkEnd w:id="8"/>
     </w:p>
     <w:p>
       <w:pPr>
@@ -1336,13 +1341,13 @@
           <w:sz w:val="22"/>
           <w:szCs w:val="22"/>
         </w:rPr>
-        <w:t xml:space="preserve">Each rule is </w:t>
-      </w:r>
-      <w:r>
-        <w:rPr>
-          <w:rFonts w:ascii="Google Sans Flex Medium" w:cs="Google Sans Flex Medium" w:eastAsia="Google Sans Flex Medium" w:hAnsi="Google Sans Flex Medium"/>
-          <w:b/>
-          <w:bCs/>
+        <w:t xml:space="preserve">Each configurable rule is </w:t>
+      </w:r>
+      <w:r>
+        <w:rPr>
+          <w:rFonts w:ascii="Google Sans Flex Medium" w:cs="Google Sans Flex Medium" w:eastAsia="Google Sans Flex Medium" w:hAnsi="Google Sans Flex Medium"/>
+          <w:b w:val="false"/>
+          <w:bCs w:val="false"/>
           <w:i w:val="false"/>
           <w:iCs w:val="false"/>
           <w:color w:val="0f172a"/>
@@ -1367,8 +1372,8 @@
       <w:r>
         <w:rPr>
           <w:rFonts w:ascii="Google Sans Flex Medium" w:cs="Google Sans Flex Medium" w:eastAsia="Google Sans Flex Medium" w:hAnsi="Google Sans Flex Medium"/>
-          <w:b/>
-          <w:bCs/>
+          <w:b w:val="false"/>
+          <w:bCs w:val="false"/>
           <w:i w:val="false"/>
           <w:iCs w:val="false"/>
           <w:color w:val="0f172a"/>
@@ -1393,8 +1398,8 @@
       <w:r>
         <w:rPr>
           <w:rFonts w:ascii="Google Sans Flex Medium" w:cs="Google Sans Flex Medium" w:eastAsia="Google Sans Flex Medium" w:hAnsi="Google Sans Flex Medium"/>
-          <w:b/>
-          <w:bCs/>
+          <w:b w:val="false"/>
+          <w:bCs w:val="false"/>
           <w:i w:val="false"/>
           <w:iCs w:val="false"/>
           <w:color w:val="0f172a"/>
@@ -1414,19 +1419,19 @@
           <w:sz w:val="22"/>
           <w:szCs w:val="22"/>
         </w:rPr>
-        <w:t xml:space="preserve">, resolved through four layers:</w:t>
+        <w:t xml:space="preserve">, resolved through four layers (a further 16 integrity checks are fixed, because bypassing them would corrupt the ledger):</w:t>
       </w:r>
     </w:p>
     <w:tbl>
       <w:tblPr>
         <w:tblW w:type="dxa" w:w="9602"/>
         <w:tblBorders>
-          <w:top w:val="nil"/>
-          <w:left w:val="nil"/>
-          <w:bottom w:val="nil"/>
-          <w:right w:val="nil"/>
-          <w:insideH w:val="nil"/>
-          <w:insideV w:val="nil"/>
+          <w:top w:val="single" w:color="auto" w:sz="4"/>
+          <w:left w:val="single" w:color="auto" w:sz="4"/>
+          <w:bottom w:val="single" w:color="auto" w:sz="4"/>
+          <w:right w:val="single" w:color="auto" w:sz="4"/>
+          <w:insideH w:val="single" w:color="auto" w:sz="4"/>
+          <w:insideV w:val="single" w:color="auto" w:sz="4"/>
         </w:tblBorders>
         <w:tblLayout w:type="fixed"/>
       </w:tblPr>
@@ -1438,17 +1443,17 @@
           <w:tcPr>
             <w:tcW w:type="dxa" w:w="9602"/>
             <w:tcBorders>
-              <w:top w:val="nil"/>
-              <w:left w:val="single" w:color="3F7DDE" w:sz="24"/>
-              <w:bottom w:val="nil"/>
-              <w:right w:val="nil"/>
+              <w:top w:val="single" w:color="cccccc" w:sz="4"/>
+              <w:left w:val="single" w:color="cccccc" w:sz="4"/>
+              <w:bottom w:val="single" w:color="cccccc" w:sz="4"/>
+              <w:right w:val="single" w:color="cccccc" w:sz="4"/>
             </w:tcBorders>
-            <w:shd w:fill="f1f5f9" w:val="clear"/>
+            <w:shd w:fill="FAFAFA" w:color="auto" w:val="clear"/>
             <w:tcMar>
               <w:top w:type="dxa" w:w="144"/>
-              <w:left w:type="dxa" w:w="144"/>
+              <w:left w:type="dxa" w:w="216"/>
               <w:bottom w:type="dxa" w:w="144"/>
-              <w:right w:type="dxa" w:w="144"/>
+              <w:right w:type="dxa" w:w="216"/>
             </w:tcMar>
           </w:tcPr>
           <w:p>
@@ -1457,11 +1462,7 @@
             </w:pPr>
             <w:r>
               <w:rPr>
-                <w:rFonts w:ascii="Google Sans Flex Medium" w:cs="Google Sans Flex Medium" w:eastAsia="Google Sans Flex Medium" w:hAnsi="Google Sans Flex Medium"/>
-                <w:b w:val="false"/>
-                <w:bCs w:val="false"/>
-                <w:i w:val="false"/>
-                <w:iCs w:val="false"/>
+                <w:rFonts w:ascii="Courier New" w:cs="Courier New" w:eastAsia="Courier New" w:hAnsi="Courier New"/>
                 <w:color w:val="0f172a"/>
                 <w:sz w:val="18"/>
                 <w:szCs w:val="18"/>
@@ -1474,13 +1475,13 @@
     </w:tbl>
     <w:p>
       <w:pPr>
-        <w:spacing w:after="100" w:before="0" w:line="240" w:lineRule="auto"/>
-      </w:pPr>
-    </w:p>
-    <w:p>
-      <w:pPr>
         <w:spacing w:after="150" w:before="0" w:line="240" w:lineRule="auto"/>
       </w:pPr>
+    </w:p>
+    <w:p>
+      <w:pPr>
+        <w:spacing w:after="150" w:before="0" w:line="240" w:lineRule="auto"/>
+      </w:pPr>
       <w:r>
         <w:rPr>
           <w:rFonts w:ascii="Google Sans Flex Normal" w:cs="Google Sans Flex Normal" w:eastAsia="Google Sans Flex Normal" w:hAnsi="Google Sans Flex Normal"/>
@@ -1502,8 +1503,8 @@
       <w:r>
         <w:rPr>
           <w:rFonts w:ascii="Google Sans Flex Medium" w:cs="Google Sans Flex Medium" w:eastAsia="Google Sans Flex Medium" w:hAnsi="Google Sans Flex Medium"/>
-          <w:b/>
-          <w:bCs/>
+          <w:b w:val="false"/>
+          <w:bCs w:val="false"/>
           <w:i w:val="false"/>
           <w:iCs w:val="false"/>
           <w:color w:val="0f172a"/>
@@ -1532,6 +1533,7 @@
         <w:keepNext/>
         <w:spacing w:after="69" w:before="160" w:line="240" w:lineRule="auto"/>
       </w:pPr>
+      <w:bookmarkStart w:name="bm_9" w:id="9"/>
       <w:r>
         <w:rPr>
           <w:rFonts w:ascii="Google Sans Flex Medium" w:cs="Google Sans Flex Medium" w:eastAsia="Google Sans Flex Medium" w:hAnsi="Google Sans Flex Medium"/>
@@ -1545,6 +1547,7 @@
         </w:rPr>
         <w:t xml:space="preserve">4. Statutory compliance enforced at the gate</w:t>
       </w:r>
+      <w:bookmarkEnd w:id="9"/>
     </w:p>
     <w:p>
       <w:pPr>
@@ -1584,8 +1587,8 @@
       <w:r>
         <w:rPr>
           <w:rFonts w:ascii="Google Sans Flex Medium" w:cs="Google Sans Flex Medium" w:eastAsia="Google Sans Flex Medium" w:hAnsi="Google Sans Flex Medium"/>
-          <w:b/>
-          <w:bCs/>
+          <w:b w:val="false"/>
+          <w:bCs w:val="false"/>
           <w:i w:val="false"/>
           <w:iCs w:val="false"/>
           <w:color w:val="0f172a"/>
@@ -1605,7 +1608,7 @@
           <w:sz w:val="22"/>
           <w:szCs w:val="22"/>
         </w:rPr>
-        <w:t xml:space="preserve">: blocks dispatch until the E-Invoice (IRN) and E-Way Bill actually exist on the invoice. Thresholds are read live from GST Settings and the state-wise E-Way Bill master - never hard-coded, because the limits change and vary by state.</w:t>
+        <w:t xml:space="preserve"> (it needs the India Compliance app, and switches off cleanly when that app is absent): blocks dispatch until the E-Invoice (IRN) and E-Way Bill actually exist on the invoice. Thresholds are read live from GST Settings and the state-wise E-Way Bill master - never hard-coded, because the limits change and vary by state.</w:t>
       </w:r>
     </w:p>
     <w:p>
@@ -1654,8 +1657,8 @@
       <w:r>
         <w:rPr>
           <w:rFonts w:ascii="Google Sans Flex Medium" w:cs="Google Sans Flex Medium" w:eastAsia="Google Sans Flex Medium" w:hAnsi="Google Sans Flex Medium"/>
-          <w:b/>
-          <w:bCs/>
+          <w:b w:val="false"/>
+          <w:bCs w:val="false"/>
           <w:i w:val="false"/>
           <w:iCs w:val="false"/>
           <w:color w:val="0f172a"/>
@@ -1703,8 +1706,8 @@
       <w:r>
         <w:rPr>
           <w:rFonts w:ascii="Google Sans Flex Medium" w:cs="Google Sans Flex Medium" w:eastAsia="Google Sans Flex Medium" w:hAnsi="Google Sans Flex Medium"/>
-          <w:b/>
-          <w:bCs/>
+          <w:b w:val="false"/>
+          <w:bCs w:val="false"/>
           <w:i w:val="false"/>
           <w:iCs w:val="false"/>
           <w:color w:val="0f172a"/>
@@ -1733,6 +1736,7 @@
         <w:keepNext/>
         <w:spacing w:after="69" w:before="160" w:line="240" w:lineRule="auto"/>
       </w:pPr>
+      <w:bookmarkStart w:name="bm_10" w:id="10"/>
       <w:r>
         <w:rPr>
           <w:rFonts w:ascii="Google Sans Flex Medium" w:cs="Google Sans Flex Medium" w:eastAsia="Google Sans Flex Medium" w:hAnsi="Google Sans Flex Medium"/>
@@ -1746,6 +1750,7 @@
         </w:rPr>
         <w:t xml:space="preserve">5. A consumption ledger that survives reality</w:t>
       </w:r>
+      <w:bookmarkEnd w:id="10"/>
     </w:p>
     <w:p>
       <w:pPr>
@@ -1790,8 +1795,8 @@
       <w:r>
         <w:rPr>
           <w:rFonts w:ascii="Google Sans Flex Medium" w:cs="Google Sans Flex Medium" w:eastAsia="Google Sans Flex Medium" w:hAnsi="Google Sans Flex Medium"/>
-          <w:b/>
-          <w:bCs/>
+          <w:b w:val="false"/>
+          <w:bCs w:val="false"/>
           <w:i w:val="false"/>
           <w:iCs w:val="false"/>
           <w:color w:val="0f172a"/>
@@ -1820,6 +1825,7 @@
         <w:keepNext/>
         <w:spacing w:after="69" w:before="160" w:line="240" w:lineRule="auto"/>
       </w:pPr>
+      <w:bookmarkStart w:name="bm_11" w:id="11"/>
       <w:r>
         <w:rPr>
           <w:rFonts w:ascii="Google Sans Flex Medium" w:cs="Google Sans Flex Medium" w:eastAsia="Google Sans Flex Medium" w:hAnsi="Google Sans Flex Medium"/>
@@ -1833,6 +1839,7 @@
         </w:rPr>
         <w:t xml:space="preserve">6. Discrepancy captured where it is discovered</w:t>
       </w:r>
+      <w:bookmarkEnd w:id="11"/>
     </w:p>
     <w:p>
       <w:pPr>
@@ -1854,8 +1861,8 @@
       <w:r>
         <w:rPr>
           <w:rFonts w:ascii="Google Sans Flex Medium" w:cs="Google Sans Flex Medium" w:eastAsia="Google Sans Flex Medium" w:hAnsi="Google Sans Flex Medium"/>
-          <w:b/>
-          <w:bCs/>
+          <w:b w:val="false"/>
+          <w:bCs w:val="false"/>
           <w:i w:val="false"/>
           <w:iCs w:val="false"/>
           <w:color w:val="0f172a"/>
@@ -1885,8 +1892,8 @@
       <w:r>
         <w:rPr>
           <w:rFonts w:ascii="Google Sans Flex Medium" w:cs="Google Sans Flex Medium" w:eastAsia="Google Sans Flex Medium" w:hAnsi="Google Sans Flex Medium"/>
-          <w:b/>
-          <w:bCs/>
+          <w:b w:val="false"/>
+          <w:bCs w:val="false"/>
           <w:i w:val="false"/>
           <w:iCs w:val="false"/>
           <w:color w:val="0f172a"/>
@@ -1906,7 +1913,7 @@
           <w:sz w:val="22"/>
           <w:szCs w:val="22"/>
         </w:rPr>
-        <w:t xml:space="preserve">, not the paperwork quantity, is what flows into the Purchase Receipt. Damaged quantity maps to rejected quantity with a rejected warehouse, automatically.</w:t>
+        <w:t xml:space="preserve">, not the paperwork quantity, is what flows into the Purchase Receipt. Damaged goods and goods rejected at the gate map to rejected quantity with a rejected warehouse, automatically. Whether a counted shortage is also booked as rejected stock is a setting you choose: by default short goods are simply not received, so the order line stays open.</w:t>
       </w:r>
     </w:p>
     <w:p>
@@ -1934,8 +1941,8 @@
       <w:r>
         <w:rPr>
           <w:rFonts w:ascii="Google Sans Flex Medium" w:cs="Google Sans Flex Medium" w:eastAsia="Google Sans Flex Medium" w:hAnsi="Google Sans Flex Medium"/>
-          <w:b/>
-          <w:bCs/>
+          <w:b w:val="false"/>
+          <w:bCs w:val="false"/>
           <w:i w:val="false"/>
           <w:iCs w:val="false"/>
           <w:color w:val="0f172a"/>
@@ -1964,6 +1971,7 @@
         <w:keepNext/>
         <w:spacing w:after="69" w:before="160" w:line="240" w:lineRule="auto"/>
       </w:pPr>
+      <w:bookmarkStart w:name="bm_12" w:id="12"/>
       <w:r>
         <w:rPr>
           <w:rFonts w:ascii="Google Sans Flex Medium" w:cs="Google Sans Flex Medium" w:eastAsia="Google Sans Flex Medium" w:hAnsi="Google Sans Flex Medium"/>
@@ -1977,6 +1985,7 @@
         </w:rPr>
         <w:t xml:space="preserve">7. Auto-created draft gate passes</w:t>
       </w:r>
+      <w:bookmarkEnd w:id="12"/>
     </w:p>
     <w:p>
       <w:pPr>
@@ -2003,8 +2012,8 @@
       <w:r>
         <w:rPr>
           <w:rFonts w:ascii="Google Sans Flex Medium" w:cs="Google Sans Flex Medium" w:eastAsia="Google Sans Flex Medium" w:hAnsi="Google Sans Flex Medium"/>
-          <w:b/>
-          <w:bCs/>
+          <w:b w:val="false"/>
+          <w:bCs w:val="false"/>
           <w:i w:val="false"/>
           <w:iCs w:val="false"/>
           <w:color w:val="0f172a"/>
@@ -2085,6 +2094,7 @@
         <w:keepNext/>
         <w:spacing w:after="69" w:before="160" w:line="240" w:lineRule="auto"/>
       </w:pPr>
+      <w:bookmarkStart w:name="bm_13" w:id="13"/>
       <w:r>
         <w:rPr>
           <w:rFonts w:ascii="Google Sans Flex Medium" w:cs="Google Sans Flex Medium" w:eastAsia="Google Sans Flex Medium" w:hAnsi="Google Sans Flex Medium"/>
@@ -2098,6 +2108,7 @@
         </w:rPr>
         <w:t xml:space="preserve">8. Quantity policy per flow</w:t>
       </w:r>
+      <w:bookmarkEnd w:id="13"/>
     </w:p>
     <w:p>
       <w:pPr>
@@ -2119,8 +2130,8 @@
       <w:r>
         <w:rPr>
           <w:rFonts w:ascii="Google Sans Flex Medium" w:cs="Google Sans Flex Medium" w:eastAsia="Google Sans Flex Medium" w:hAnsi="Google Sans Flex Medium"/>
-          <w:b/>
-          <w:bCs/>
+          <w:b w:val="false"/>
+          <w:bCs w:val="false"/>
           <w:i w:val="false"/>
           <w:iCs w:val="false"/>
           <w:color w:val="0f172a"/>
@@ -2145,8 +2156,8 @@
       <w:r>
         <w:rPr>
           <w:rFonts w:ascii="Google Sans Flex Medium" w:cs="Google Sans Flex Medium" w:eastAsia="Google Sans Flex Medium" w:hAnsi="Google Sans Flex Medium"/>
-          <w:b/>
-          <w:bCs/>
+          <w:b w:val="false"/>
+          <w:bCs w:val="false"/>
           <w:i w:val="false"/>
           <w:iCs w:val="false"/>
           <w:color w:val="0f172a"/>
@@ -2176,8 +2187,8 @@
       <w:r>
         <w:rPr>
           <w:rFonts w:ascii="Google Sans Flex Medium" w:cs="Google Sans Flex Medium" w:eastAsia="Google Sans Flex Medium" w:hAnsi="Google Sans Flex Medium"/>
-          <w:b/>
-          <w:bCs/>
+          <w:b w:val="false"/>
+          <w:bCs w:val="false"/>
           <w:i w:val="false"/>
           <w:iCs w:val="false"/>
           <w:color w:val="0f172a"/>
@@ -2206,6 +2217,7 @@
         <w:keepNext/>
         <w:spacing w:after="69" w:before="160" w:line="240" w:lineRule="auto"/>
       </w:pPr>
+      <w:bookmarkStart w:name="bm_14" w:id="14"/>
       <w:r>
         <w:rPr>
           <w:rFonts w:ascii="Google Sans Flex Medium" w:cs="Google Sans Flex Medium" w:eastAsia="Google Sans Flex Medium" w:hAnsi="Google Sans Flex Medium"/>
@@ -2219,6 +2231,7 @@
         </w:rPr>
         <w:t xml:space="preserve">9. Audit trail that cannot be edited</w:t>
       </w:r>
+      <w:bookmarkEnd w:id="14"/>
     </w:p>
     <w:p>
       <w:pPr>
@@ -2240,8 +2253,8 @@
       <w:r>
         <w:rPr>
           <w:rFonts w:ascii="Google Sans Flex Medium" w:cs="Google Sans Flex Medium" w:eastAsia="Google Sans Flex Medium" w:hAnsi="Google Sans Flex Medium"/>
-          <w:b/>
-          <w:bCs/>
+          <w:b w:val="false"/>
+          <w:bCs w:val="false"/>
           <w:i w:val="false"/>
           <w:iCs w:val="false"/>
           <w:color w:val="0f172a"/>
@@ -2289,8 +2302,8 @@
       <w:r>
         <w:rPr>
           <w:rFonts w:ascii="Google Sans Flex Medium" w:cs="Google Sans Flex Medium" w:eastAsia="Google Sans Flex Medium" w:hAnsi="Google Sans Flex Medium"/>
-          <w:b/>
-          <w:bCs/>
+          <w:b w:val="false"/>
+          <w:bCs w:val="false"/>
           <w:i w:val="false"/>
           <w:iCs w:val="false"/>
           <w:color w:val="0f172a"/>
@@ -2319,6 +2332,7 @@
         <w:keepNext/>
         <w:spacing w:after="69" w:before="160" w:line="240" w:lineRule="auto"/>
       </w:pPr>
+      <w:bookmarkStart w:name="bm_15" w:id="15"/>
       <w:r>
         <w:rPr>
           <w:rFonts w:ascii="Google Sans Flex Medium" w:cs="Google Sans Flex Medium" w:eastAsia="Google Sans Flex Medium" w:hAnsi="Google Sans Flex Medium"/>
@@ -2332,6 +2346,7 @@
         </w:rPr>
         <w:t xml:space="preserve">10. Real observability</w:t>
       </w:r>
+      <w:bookmarkEnd w:id="15"/>
     </w:p>
     <w:p>
       <w:pPr>
@@ -2353,8 +2368,8 @@
       <w:r>
         <w:rPr>
           <w:rFonts w:ascii="Google Sans Flex Medium" w:cs="Google Sans Flex Medium" w:eastAsia="Google Sans Flex Medium" w:hAnsi="Google Sans Flex Medium"/>
-          <w:b/>
-          <w:bCs/>
+          <w:b w:val="false"/>
+          <w:bCs w:val="false"/>
           <w:i w:val="false"/>
           <w:iCs w:val="false"/>
           <w:color w:val="0f172a"/>
@@ -2402,8 +2417,8 @@
       <w:r>
         <w:rPr>
           <w:rFonts w:ascii="Google Sans Flex Medium" w:cs="Google Sans Flex Medium" w:eastAsia="Google Sans Flex Medium" w:hAnsi="Google Sans Flex Medium"/>
-          <w:b/>
-          <w:bCs/>
+          <w:b w:val="false"/>
+          <w:bCs w:val="false"/>
           <w:i w:val="false"/>
           <w:iCs w:val="false"/>
           <w:color w:val="0f172a"/>
@@ -2432,6 +2447,7 @@
         <w:keepNext/>
         <w:spacing w:after="92" w:before="200" w:line="240" w:lineRule="auto"/>
       </w:pPr>
+      <w:bookmarkStart w:name="bm_16" w:id="16"/>
       <w:r>
         <w:rPr>
           <w:rFonts w:ascii="Google Sans Flex Medium" w:cs="Google Sans Flex Medium" w:eastAsia="Google Sans Flex Medium" w:hAnsi="Google Sans Flex Medium"/>
@@ -2445,6 +2461,7 @@
         </w:rPr>
         <w:t xml:space="preserve">Feature inventory</w:t>
       </w:r>
+      <w:bookmarkEnd w:id="16"/>
     </w:p>
     <w:p>
       <w:pPr>
@@ -2452,6 +2469,7 @@
         <w:keepNext/>
         <w:spacing w:after="69" w:before="160" w:line="240" w:lineRule="auto"/>
       </w:pPr>
+      <w:bookmarkStart w:name="bm_17" w:id="17"/>
       <w:r>
         <w:rPr>
           <w:rFonts w:ascii="Google Sans Flex Medium" w:cs="Google Sans Flex Medium" w:eastAsia="Google Sans Flex Medium" w:hAnsi="Google Sans Flex Medium"/>
@@ -2465,6 +2483,7 @@
         </w:rPr>
         <w:t xml:space="preserve">Gate pass document</w:t>
       </w:r>
+      <w:bookmarkEnd w:id="17"/>
     </w:p>
     <w:p>
       <w:pPr>
@@ -2473,7 +2492,7 @@
           <w:ilvl w:val="0"/>
           <w:numId w:val="2"/>
         </w:numPr>
-        <w:spacing w:after="60" w:before="80" w:line="240" w:lineRule="auto"/>
+        <w:spacing w:after="40" w:before="80" w:line="240" w:lineRule="auto"/>
       </w:pPr>
       <w:r>
         <w:rPr>
@@ -2496,7 +2515,7 @@
           <w:ilvl w:val="0"/>
           <w:numId w:val="2"/>
         </w:numPr>
-        <w:spacing w:after="60" w:before="80" w:line="240" w:lineRule="auto"/>
+        <w:spacing w:after="40" w:before="80" w:line="240" w:lineRule="auto"/>
       </w:pPr>
       <w:r>
         <w:rPr>
@@ -2519,7 +2538,7 @@
           <w:ilvl w:val="0"/>
           <w:numId w:val="2"/>
         </w:numPr>
-        <w:spacing w:after="60" w:before="80" w:line="240" w:lineRule="auto"/>
+        <w:spacing w:after="40" w:before="80" w:line="240" w:lineRule="auto"/>
       </w:pPr>
       <w:r>
         <w:rPr>
@@ -2542,7 +2561,7 @@
           <w:ilvl w:val="0"/>
           <w:numId w:val="2"/>
         </w:numPr>
-        <w:spacing w:after="60" w:before="80" w:line="240" w:lineRule="auto"/>
+        <w:spacing w:after="40" w:before="80" w:line="240" w:lineRule="auto"/>
       </w:pPr>
       <w:r>
         <w:rPr>
@@ -2565,7 +2584,7 @@
           <w:ilvl w:val="0"/>
           <w:numId w:val="2"/>
         </w:numPr>
-        <w:spacing w:after="60" w:before="80" w:line="240" w:lineRule="auto"/>
+        <w:spacing w:after="40" w:before="80" w:line="240" w:lineRule="auto"/>
       </w:pPr>
       <w:r>
         <w:rPr>
@@ -2588,7 +2607,7 @@
           <w:ilvl w:val="0"/>
           <w:numId w:val="2"/>
         </w:numPr>
-        <w:spacing w:after="60" w:before="80" w:line="240" w:lineRule="auto"/>
+        <w:spacing w:after="40" w:before="80" w:line="240" w:lineRule="auto"/>
       </w:pPr>
       <w:r>
         <w:rPr>
@@ -2611,7 +2630,7 @@
           <w:ilvl w:val="0"/>
           <w:numId w:val="2"/>
         </w:numPr>
-        <w:spacing w:after="60" w:before="80" w:line="240" w:lineRule="auto"/>
+        <w:spacing w:after="40" w:before="80" w:line="240" w:lineRule="auto"/>
       </w:pPr>
       <w:r>
         <w:rPr>
@@ -2634,7 +2653,7 @@
           <w:ilvl w:val="0"/>
           <w:numId w:val="2"/>
         </w:numPr>
-        <w:spacing w:after="60" w:before="80" w:line="240" w:lineRule="auto"/>
+        <w:spacing w:after="40" w:before="80" w:line="240" w:lineRule="auto"/>
       </w:pPr>
       <w:r>
         <w:rPr>
@@ -2657,7 +2676,7 @@
           <w:ilvl w:val="0"/>
           <w:numId w:val="2"/>
         </w:numPr>
-        <w:spacing w:after="60" w:before="80" w:line="240" w:lineRule="auto"/>
+        <w:spacing w:after="40" w:before="80" w:line="240" w:lineRule="auto"/>
       </w:pPr>
       <w:r>
         <w:rPr>
@@ -2680,7 +2699,7 @@
           <w:ilvl w:val="0"/>
           <w:numId w:val="2"/>
         </w:numPr>
-        <w:spacing w:after="60" w:before="80" w:line="240" w:lineRule="auto"/>
+        <w:spacing w:after="40" w:before="80" w:line="240" w:lineRule="auto"/>
       </w:pPr>
       <w:r>
         <w:rPr>
@@ -2703,7 +2722,7 @@
           <w:ilvl w:val="0"/>
           <w:numId w:val="2"/>
         </w:numPr>
-        <w:spacing w:after="60" w:before="80" w:line="240" w:lineRule="auto"/>
+        <w:spacing w:after="40" w:before="80" w:line="240" w:lineRule="auto"/>
       </w:pPr>
       <w:r>
         <w:rPr>
@@ -2716,148 +2735,7 @@
           <w:sz w:val="20"/>
           <w:szCs w:val="20"/>
         </w:rPr>
-        <w:t xml:space="preserve">Tracking ID from a Jinja template, rendered once at creation and then frozen</w:t>
-      </w:r>
-    </w:p>
-    <w:p>
-      <w:pPr>
-        <w:pStyle w:val="Heading3"/>
-        <w:keepNext/>
-        <w:spacing w:after="69" w:before="160" w:line="240" w:lineRule="auto"/>
-      </w:pPr>
-      <w:r>
-        <w:rPr>
-          <w:rFonts w:ascii="Google Sans Flex Medium" w:cs="Google Sans Flex Medium" w:eastAsia="Google Sans Flex Medium" w:hAnsi="Google Sans Flex Medium"/>
-          <w:b/>
-          <w:bCs/>
-          <w:i w:val="false"/>
-          <w:iCs w:val="false"/>
-          <w:color w:val="437FDB"/>
-          <w:sz w:val="28"/>
-          <w:szCs w:val="28"/>
-        </w:rPr>
-        <w:t xml:space="preserve">Source flows - twelve shipped, unlimited configurable</w:t>
-      </w:r>
-    </w:p>
-    <w:p>
-      <w:pPr>
-        <w:spacing w:after="150" w:before="0" w:line="240" w:lineRule="auto"/>
-      </w:pPr>
-      <w:r>
-        <w:rPr>
-          <w:rFonts w:ascii="Google Sans Flex Normal" w:cs="Google Sans Flex Normal" w:eastAsia="Google Sans Flex Normal" w:hAnsi="Google Sans Flex Normal"/>
-          <w:b w:val="false"/>
-          <w:bCs w:val="false"/>
-          <w:i w:val="false"/>
-          <w:iCs w:val="false"/>
-          <w:color w:val="0f172a"/>
-          <w:sz w:val="22"/>
-          <w:szCs w:val="22"/>
-        </w:rPr>
-        <w:t xml:space="preserve">Purchase Order · Subcontracting Order (finished goods) · Subcontracting Order (raw material out) · Stock Entry (send to subcontractor) · Stock Entry (transit out) · Stock Entry (transit in) · </w:t>
-      </w:r>
-      <w:r>
-        <w:rPr>
-          <w:rFonts w:ascii="Google Sans Flex Medium" w:cs="Google Sans Flex Medium" w:eastAsia="Google Sans Flex Medium" w:hAnsi="Google Sans Flex Medium"/>
-          <w:b/>
-          <w:bCs/>
-          <w:i w:val="false"/>
-          <w:iCs w:val="false"/>
-          <w:color w:val="0f172a"/>
-          <w:sz w:val="22"/>
-          <w:szCs w:val="22"/>
-        </w:rPr>
-        <w:t xml:space="preserve">Stock Entry (manual return, before any return entry exists)</w:t>
-      </w:r>
-      <w:r>
-        <w:rPr>
-          <w:rFonts w:ascii="Google Sans Flex Normal" w:cs="Google Sans Flex Normal" w:eastAsia="Google Sans Flex Normal" w:hAnsi="Google Sans Flex Normal"/>
-          <w:b w:val="false"/>
-          <w:bCs w:val="false"/>
-          <w:i w:val="false"/>
-          <w:iCs w:val="false"/>
-          <w:color w:val="0f172a"/>
-          <w:sz w:val="22"/>
-          <w:szCs w:val="22"/>
-        </w:rPr>
-        <w:t xml:space="preserve"> · Purchase Receipt return · Subcontracting Receipt return · </w:t>
-      </w:r>
-      <w:r>
-        <w:rPr>
-          <w:rFonts w:ascii="Google Sans Flex Medium" w:cs="Google Sans Flex Medium" w:eastAsia="Google Sans Flex Medium" w:hAnsi="Google Sans Flex Medium"/>
-          <w:b/>
-          <w:bCs/>
-          <w:i w:val="false"/>
-          <w:iCs w:val="false"/>
-          <w:color w:val="0f172a"/>
-          <w:sz w:val="22"/>
-          <w:szCs w:val="22"/>
-        </w:rPr>
-        <w:t xml:space="preserve">Sales Invoice</w:t>
-      </w:r>
-      <w:r>
-        <w:rPr>
-          <w:rFonts w:ascii="Google Sans Flex Normal" w:cs="Google Sans Flex Normal" w:eastAsia="Google Sans Flex Normal" w:hAnsi="Google Sans Flex Normal"/>
-          <w:b w:val="false"/>
-          <w:bCs w:val="false"/>
-          <w:i w:val="false"/>
-          <w:iCs w:val="false"/>
-          <w:color w:val="0f172a"/>
-          <w:sz w:val="22"/>
-          <w:szCs w:val="22"/>
-        </w:rPr>
-        <w:t xml:space="preserve"> · Delivery Note · </w:t>
-      </w:r>
-      <w:r>
-        <w:rPr>
-          <w:rFonts w:ascii="Google Sans Flex Medium" w:cs="Google Sans Flex Medium" w:eastAsia="Google Sans Flex Medium" w:hAnsi="Google Sans Flex Medium"/>
-          <w:b/>
-          <w:bCs/>
-          <w:i w:val="false"/>
-          <w:iCs w:val="false"/>
-          <w:color w:val="0f172a"/>
-          <w:sz w:val="22"/>
-          <w:szCs w:val="22"/>
-        </w:rPr>
-        <w:t xml:space="preserve">Gate Pass return leg</w:t>
-      </w:r>
-    </w:p>
-    <w:p>
-      <w:pPr>
-        <w:spacing w:after="150" w:before="0" w:line="240" w:lineRule="auto"/>
-      </w:pPr>
-      <w:r>
-        <w:rPr>
-          <w:rFonts w:ascii="Google Sans Flex Normal" w:cs="Google Sans Flex Normal" w:eastAsia="Google Sans Flex Normal" w:hAnsi="Google Sans Flex Normal"/>
-          <w:b w:val="false"/>
-          <w:bCs w:val="false"/>
-          <w:i w:val="false"/>
-          <w:iCs w:val="false"/>
-          <w:color w:val="0f172a"/>
-          <w:sz w:val="22"/>
-          <w:szCs w:val="22"/>
-        </w:rPr>
-        <w:t xml:space="preserve">Each flow configures: child table, item/qty/UOM/rate/warehouse/BOM fields, pending formula, allowed statuses, party resolution with one level of indirection, selection filters, permitted roles, quantity policy, over-quantity allowance, target document and creation mode, required documents, compliance checks, and rule overrides.</w:t>
-      </w:r>
-    </w:p>
-    <w:p>
-      <w:pPr>
-        <w:pStyle w:val="Heading3"/>
-        <w:keepNext/>
-        <w:spacing w:after="69" w:before="160" w:line="240" w:lineRule="auto"/>
-      </w:pPr>
-      <w:r>
-        <w:rPr>
-          <w:rFonts w:ascii="Google Sans Flex Medium" w:cs="Google Sans Flex Medium" w:eastAsia="Google Sans Flex Medium" w:hAnsi="Google Sans Flex Medium"/>
-          <w:b/>
-          <w:bCs/>
-          <w:i w:val="false"/>
-          <w:iCs w:val="false"/>
-          <w:color w:val="437FDB"/>
-          <w:sz w:val="28"/>
-          <w:szCs w:val="28"/>
-        </w:rPr>
-        <w:t xml:space="preserve">Target documents</w:t>
+        <w:t xml:space="preserve">Several documents from one party on a single pass, with a list of them and a one-click remove while a draft; a different party or a repeated document is refused</w:t>
       </w:r>
     </w:p>
     <w:p>
@@ -2867,7 +2745,7 @@
           <w:ilvl w:val="0"/>
           <w:numId w:val="2"/>
         </w:numPr>
-        <w:spacing w:after="60" w:before="80" w:line="240" w:lineRule="auto"/>
+        <w:spacing w:after="40" w:before="80" w:line="240" w:lineRule="auto"/>
       </w:pPr>
       <w:r>
         <w:rPr>
@@ -2880,7 +2758,7 @@
           <w:sz w:val="20"/>
           <w:szCs w:val="20"/>
         </w:rPr>
-        <w:t xml:space="preserve">Purchase Receipt, Subcontracting Receipt, Stock Entry, Delivery Note</w:t>
+        <w:t xml:space="preserve">A picker that offers only what still has something left to pass</w:t>
       </w:r>
     </w:p>
     <w:p>
@@ -2890,7 +2768,7 @@
           <w:ilvl w:val="0"/>
           <w:numId w:val="2"/>
         </w:numPr>
-        <w:spacing w:after="60" w:before="80" w:line="240" w:lineRule="auto"/>
+        <w:spacing w:after="40" w:before="80" w:line="240" w:lineRule="auto"/>
       </w:pPr>
       <w:r>
         <w:rPr>
@@ -2903,7 +2781,7 @@
           <w:sz w:val="20"/>
           <w:szCs w:val="20"/>
         </w:rPr>
-        <w:t xml:space="preserve">Auto on submit, manual button, or pulled from the target's own form</w:t>
+        <w:t xml:space="preserve">Fifteen ready-made purposes, offered only for the direction they fit, each pre-filling its usual pass type</w:t>
       </w:r>
     </w:p>
     <w:p>
@@ -2913,7 +2791,7 @@
           <w:ilvl w:val="0"/>
           <w:numId w:val="2"/>
         </w:numPr>
-        <w:spacing w:after="60" w:before="80" w:line="240" w:lineRule="auto"/>
+        <w:spacing w:after="40" w:before="80" w:line="240" w:lineRule="auto"/>
       </w:pPr>
       <w:r>
         <w:rPr>
@@ -2926,7 +2804,7 @@
           <w:sz w:val="20"/>
           <w:szCs w:val="20"/>
         </w:rPr>
-        <w:t xml:space="preserve">Uses ERPNext's own mappers, so taxes, currency, terms and company defaults come along</w:t>
+        <w:t xml:space="preserve">Party address and contact limited to the chosen party, with the contact's mobile filled in</w:t>
       </w:r>
     </w:p>
     <w:p>
@@ -2936,7 +2814,7 @@
           <w:ilvl w:val="0"/>
           <w:numId w:val="2"/>
         </w:numPr>
-        <w:spacing w:after="60" w:before="80" w:line="240" w:lineRule="auto"/>
+        <w:spacing w:after="40" w:before="80" w:line="240" w:lineRule="auto"/>
       </w:pPr>
       <w:r>
         <w:rPr>
@@ -2949,7 +2827,7 @@
           <w:sz w:val="20"/>
           <w:szCs w:val="20"/>
         </w:rPr>
-        <w:t xml:space="preserve">Idempotent - a double click produces one receipt and a clear message</w:t>
+        <w:t xml:space="preserve">Allowed party types, and a separate numbering series for inward and outward passes</w:t>
       </w:r>
     </w:p>
     <w:p>
@@ -2959,7 +2837,7 @@
           <w:ilvl w:val="0"/>
           <w:numId w:val="2"/>
         </w:numPr>
-        <w:spacing w:after="60" w:before="80" w:line="240" w:lineRule="auto"/>
+        <w:spacing w:after="40" w:before="80" w:line="240" w:lineRule="auto"/>
       </w:pPr>
       <w:r>
         <w:rPr>
@@ -2972,8 +2850,180 @@
           <w:sz w:val="20"/>
           <w:szCs w:val="20"/>
         </w:rPr>
-        <w:t xml:space="preserve">Savepoint per target: one failure rolls back only that target, and is reported</w:t>
-      </w:r>
+        <w:t xml:space="preserve">Tracking ID from a placeholder template (</w:t>
+      </w:r>
+      <w:r>
+        <w:rPr>
+          <w:rFonts w:ascii="Courier New" w:cs="Courier New" w:eastAsia="Courier New" w:hAnsi="Courier New"/>
+          <w:color w:val="0f172a"/>
+          <w:sz w:val="18"/>
+          <w:szCs w:val="18"/>
+        </w:rPr>
+        <w:t xml:space="preserve">{{ party_code }}/{{ reference_no }}</w:t>
+      </w:r>
+      <w:r>
+        <w:rPr>
+          <w:rFonts w:ascii="Google Sans Flex Normal" w:cs="Google Sans Flex Normal" w:eastAsia="Google Sans Flex Normal" w:hAnsi="Google Sans Flex Normal"/>
+          <w:b w:val="false"/>
+          <w:bCs w:val="false"/>
+          <w:i w:val="false"/>
+          <w:iCs w:val="false"/>
+          <w:color w:val="0f172a"/>
+          <w:sz w:val="20"/>
+          <w:szCs w:val="20"/>
+        </w:rPr>
+        <w:t xml:space="preserve">), rendered once at creation and then frozen</w:t>
+      </w:r>
+    </w:p>
+    <w:p>
+      <w:pPr>
+        <w:spacing w:after="60" w:before="0" w:line="240" w:lineRule="auto"/>
+      </w:pPr>
+    </w:p>
+    <w:p>
+      <w:pPr>
+        <w:pStyle w:val="Heading3"/>
+        <w:keepNext/>
+        <w:spacing w:after="69" w:before="160" w:line="240" w:lineRule="auto"/>
+      </w:pPr>
+      <w:bookmarkStart w:name="bm_18" w:id="18"/>
+      <w:r>
+        <w:rPr>
+          <w:rFonts w:ascii="Google Sans Flex Medium" w:cs="Google Sans Flex Medium" w:eastAsia="Google Sans Flex Medium" w:hAnsi="Google Sans Flex Medium"/>
+          <w:b/>
+          <w:bCs/>
+          <w:i w:val="false"/>
+          <w:iCs w:val="false"/>
+          <w:color w:val="437FDB"/>
+          <w:sz w:val="28"/>
+          <w:szCs w:val="28"/>
+        </w:rPr>
+        <w:t xml:space="preserve">Source flows - twelve shipped, unlimited configurable</w:t>
+      </w:r>
+      <w:bookmarkEnd w:id="18"/>
+    </w:p>
+    <w:p>
+      <w:pPr>
+        <w:spacing w:after="150" w:before="0" w:line="240" w:lineRule="auto"/>
+      </w:pPr>
+      <w:r>
+        <w:rPr>
+          <w:rFonts w:ascii="Google Sans Flex Normal" w:cs="Google Sans Flex Normal" w:eastAsia="Google Sans Flex Normal" w:hAnsi="Google Sans Flex Normal"/>
+          <w:b w:val="false"/>
+          <w:bCs w:val="false"/>
+          <w:i w:val="false"/>
+          <w:iCs w:val="false"/>
+          <w:color w:val="0f172a"/>
+          <w:sz w:val="22"/>
+          <w:szCs w:val="22"/>
+        </w:rPr>
+        <w:t xml:space="preserve">Purchase Order · Subcontracting Order (finished goods) · Subcontracting Order (raw material out) · Stock Entry (send to subcontractor) · Stock Entry (transit out) · Stock Entry (transit in) · </w:t>
+      </w:r>
+      <w:r>
+        <w:rPr>
+          <w:rFonts w:ascii="Google Sans Flex Medium" w:cs="Google Sans Flex Medium" w:eastAsia="Google Sans Flex Medium" w:hAnsi="Google Sans Flex Medium"/>
+          <w:b w:val="false"/>
+          <w:bCs w:val="false"/>
+          <w:i w:val="false"/>
+          <w:iCs w:val="false"/>
+          <w:color w:val="0f172a"/>
+          <w:sz w:val="22"/>
+          <w:szCs w:val="22"/>
+        </w:rPr>
+        <w:t xml:space="preserve">Stock Entry (manual return, before any return entry exists)</w:t>
+      </w:r>
+      <w:r>
+        <w:rPr>
+          <w:rFonts w:ascii="Google Sans Flex Normal" w:cs="Google Sans Flex Normal" w:eastAsia="Google Sans Flex Normal" w:hAnsi="Google Sans Flex Normal"/>
+          <w:b w:val="false"/>
+          <w:bCs w:val="false"/>
+          <w:i w:val="false"/>
+          <w:iCs w:val="false"/>
+          <w:color w:val="0f172a"/>
+          <w:sz w:val="22"/>
+          <w:szCs w:val="22"/>
+        </w:rPr>
+        <w:t xml:space="preserve"> · Purchase Receipt return · Subcontracting Receipt return · </w:t>
+      </w:r>
+      <w:r>
+        <w:rPr>
+          <w:rFonts w:ascii="Google Sans Flex Medium" w:cs="Google Sans Flex Medium" w:eastAsia="Google Sans Flex Medium" w:hAnsi="Google Sans Flex Medium"/>
+          <w:b w:val="false"/>
+          <w:bCs w:val="false"/>
+          <w:i w:val="false"/>
+          <w:iCs w:val="false"/>
+          <w:color w:val="0f172a"/>
+          <w:sz w:val="22"/>
+          <w:szCs w:val="22"/>
+        </w:rPr>
+        <w:t xml:space="preserve">Sales Invoice</w:t>
+      </w:r>
+      <w:r>
+        <w:rPr>
+          <w:rFonts w:ascii="Google Sans Flex Normal" w:cs="Google Sans Flex Normal" w:eastAsia="Google Sans Flex Normal" w:hAnsi="Google Sans Flex Normal"/>
+          <w:b w:val="false"/>
+          <w:bCs w:val="false"/>
+          <w:i w:val="false"/>
+          <w:iCs w:val="false"/>
+          <w:color w:val="0f172a"/>
+          <w:sz w:val="22"/>
+          <w:szCs w:val="22"/>
+        </w:rPr>
+        <w:t xml:space="preserve"> · Delivery Note · </w:t>
+      </w:r>
+      <w:r>
+        <w:rPr>
+          <w:rFonts w:ascii="Google Sans Flex Medium" w:cs="Google Sans Flex Medium" w:eastAsia="Google Sans Flex Medium" w:hAnsi="Google Sans Flex Medium"/>
+          <w:b w:val="false"/>
+          <w:bCs w:val="false"/>
+          <w:i w:val="false"/>
+          <w:iCs w:val="false"/>
+          <w:color w:val="0f172a"/>
+          <w:sz w:val="22"/>
+          <w:szCs w:val="22"/>
+        </w:rPr>
+        <w:t xml:space="preserve">Gate Pass return leg</w:t>
+      </w:r>
+    </w:p>
+    <w:p>
+      <w:pPr>
+        <w:spacing w:after="150" w:before="0" w:line="240" w:lineRule="auto"/>
+      </w:pPr>
+      <w:r>
+        <w:rPr>
+          <w:rFonts w:ascii="Google Sans Flex Normal" w:cs="Google Sans Flex Normal" w:eastAsia="Google Sans Flex Normal" w:hAnsi="Google Sans Flex Normal"/>
+          <w:b w:val="false"/>
+          <w:bCs w:val="false"/>
+          <w:i w:val="false"/>
+          <w:iCs w:val="false"/>
+          <w:color w:val="0f172a"/>
+          <w:sz w:val="22"/>
+          <w:szCs w:val="22"/>
+        </w:rPr>
+        <w:t xml:space="preserve">Each flow configures: child table, item/qty/UOM/rate/warehouse/BOM fields, pending formula, allowed statuses, party resolution with one level of indirection, selection filters, permitted roles, quantity policy, over-quantity allowance, target document and creation mode, required documents, compliance checks, and rule overrides.</w:t>
+      </w:r>
+    </w:p>
+    <w:p>
+      <w:pPr>
+        <w:pStyle w:val="Heading3"/>
+        <w:keepNext/>
+        <w:spacing w:after="69" w:before="160" w:line="240" w:lineRule="auto"/>
+      </w:pPr>
+      <w:bookmarkStart w:name="bm_19" w:id="19"/>
+      <w:r>
+        <w:rPr>
+          <w:rFonts w:ascii="Google Sans Flex Medium" w:cs="Google Sans Flex Medium" w:eastAsia="Google Sans Flex Medium" w:hAnsi="Google Sans Flex Medium"/>
+          <w:b/>
+          <w:bCs/>
+          <w:i w:val="false"/>
+          <w:iCs w:val="false"/>
+          <w:color w:val="437FDB"/>
+          <w:sz w:val="28"/>
+          <w:szCs w:val="28"/>
+        </w:rPr>
+        <w:t xml:space="preserve">Target documents</w:t>
+      </w:r>
+      <w:bookmarkEnd w:id="19"/>
     </w:p>
     <w:p>
       <w:pPr>
@@ -2982,7 +3032,7 @@
           <w:ilvl w:val="0"/>
           <w:numId w:val="2"/>
         </w:numPr>
-        <w:spacing w:after="60" w:before="80" w:line="240" w:lineRule="auto"/>
+        <w:spacing w:after="40" w:before="80" w:line="240" w:lineRule="auto"/>
       </w:pPr>
       <w:r>
         <w:rPr>
@@ -2995,79 +3045,7 @@
           <w:sz w:val="20"/>
           <w:szCs w:val="20"/>
         </w:rPr>
-        <w:t xml:space="preserve">Never </w:t>
-      </w:r>
-      <w:r>
-        <w:rPr>
-          <w:rFonts w:ascii="Google Sans Flex Medium" w:cs="Google Sans Flex Medium" w:eastAsia="Google Sans Flex Medium" w:hAnsi="Google Sans Flex Medium"/>
-          <w:b w:val="false"/>
-          <w:bCs w:val="false"/>
-          <w:i w:val="false"/>
-          <w:iCs w:val="false"/>
-          <w:color w:val="3F7DDE"/>
-          <w:sz w:val="20"/>
-          <w:szCs w:val="20"/>
-        </w:rPr>
-        <w:t xml:space="preserve">ignore_validate</w:t>
-      </w:r>
-      <w:r>
-        <w:rPr>
-          <w:rFonts w:ascii="Google Sans Flex Normal" w:cs="Google Sans Flex Normal" w:eastAsia="Google Sans Flex Normal" w:hAnsi="Google Sans Flex Normal"/>
-          <w:b w:val="false"/>
-          <w:bCs w:val="false"/>
-          <w:i w:val="false"/>
-          <w:iCs w:val="false"/>
-          <w:color w:val="0f172a"/>
-          <w:sz w:val="20"/>
-          <w:szCs w:val="20"/>
-        </w:rPr>
-        <w:t xml:space="preserve">, never </w:t>
-      </w:r>
-      <w:r>
-        <w:rPr>
-          <w:rFonts w:ascii="Google Sans Flex Medium" w:cs="Google Sans Flex Medium" w:eastAsia="Google Sans Flex Medium" w:hAnsi="Google Sans Flex Medium"/>
-          <w:b w:val="false"/>
-          <w:bCs w:val="false"/>
-          <w:i w:val="false"/>
-          <w:iCs w:val="false"/>
-          <w:color w:val="3F7DDE"/>
-          <w:sz w:val="20"/>
-          <w:szCs w:val="20"/>
-        </w:rPr>
-        <w:t xml:space="preserve">ignore_mandatory</w:t>
-      </w:r>
-      <w:r>
-        <w:rPr>
-          <w:rFonts w:ascii="Google Sans Flex Normal" w:cs="Google Sans Flex Normal" w:eastAsia="Google Sans Flex Normal" w:hAnsi="Google Sans Flex Normal"/>
-          <w:b w:val="false"/>
-          <w:bCs w:val="false"/>
-          <w:i w:val="false"/>
-          <w:iCs w:val="false"/>
-          <w:color w:val="0f172a"/>
-          <w:sz w:val="20"/>
-          <w:szCs w:val="20"/>
-        </w:rPr>
-        <w:t xml:space="preserve"> - if ERPNext refuses, you see why</w:t>
-      </w:r>
-    </w:p>
-    <w:p>
-      <w:pPr>
-        <w:pStyle w:val="Heading3"/>
-        <w:keepNext/>
-        <w:spacing w:after="69" w:before="160" w:line="240" w:lineRule="auto"/>
-      </w:pPr>
-      <w:r>
-        <w:rPr>
-          <w:rFonts w:ascii="Google Sans Flex Medium" w:cs="Google Sans Flex Medium" w:eastAsia="Google Sans Flex Medium" w:hAnsi="Google Sans Flex Medium"/>
-          <w:b/>
-          <w:bCs/>
-          <w:i w:val="false"/>
-          <w:iCs w:val="false"/>
-          <w:color w:val="437FDB"/>
-          <w:sz w:val="28"/>
-          <w:szCs w:val="28"/>
-        </w:rPr>
-        <w:t xml:space="preserve">Reverse controls on ERPNext documents</w:t>
+        <w:t xml:space="preserve">Purchase Receipt, Subcontracting Receipt, Stock Entry, Delivery Note</w:t>
       </w:r>
     </w:p>
     <w:p>
@@ -3077,7 +3055,7 @@
           <w:ilvl w:val="0"/>
           <w:numId w:val="2"/>
         </w:numPr>
-        <w:spacing w:after="60" w:before="80" w:line="240" w:lineRule="auto"/>
+        <w:spacing w:after="40" w:before="80" w:line="240" w:lineRule="auto"/>
       </w:pPr>
       <w:r>
         <w:rPr>
@@ -3090,7 +3068,7 @@
           <w:sz w:val="20"/>
           <w:szCs w:val="20"/>
         </w:rPr>
-        <w:t xml:space="preserve">Require, or forbid, a gate pass on a receipt, transfer or dispatch</w:t>
+        <w:t xml:space="preserve">Auto on submit, manual button, or pulled from the target's own form</w:t>
       </w:r>
     </w:p>
     <w:p>
@@ -3100,7 +3078,7 @@
           <w:ilvl w:val="0"/>
           <w:numId w:val="2"/>
         </w:numPr>
-        <w:spacing w:after="60" w:before="80" w:line="240" w:lineRule="auto"/>
+        <w:spacing w:after="40" w:before="80" w:line="240" w:lineRule="auto"/>
       </w:pPr>
       <w:r>
         <w:rPr>
@@ -3113,7 +3091,7 @@
           <w:sz w:val="20"/>
           <w:szCs w:val="20"/>
         </w:rPr>
-        <w:t xml:space="preserve">Per-source-line quantity caps, not just document totals</w:t>
+        <w:t xml:space="preserve">Uses ERPNext's own mappers, so taxes, currency, terms and company defaults come along</w:t>
       </w:r>
     </w:p>
     <w:p>
@@ -3123,7 +3101,7 @@
           <w:ilvl w:val="0"/>
           <w:numId w:val="2"/>
         </w:numPr>
-        <w:spacing w:after="60" w:before="80" w:line="240" w:lineRule="auto"/>
+        <w:spacing w:after="40" w:before="80" w:line="240" w:lineRule="auto"/>
       </w:pPr>
       <w:r>
         <w:rPr>
@@ -3136,33 +3114,7 @@
           <w:sz w:val="20"/>
           <w:szCs w:val="20"/>
         </w:rPr>
-        <w:t xml:space="preserve">Row coverage check that </w:t>
-      </w:r>
-      <w:r>
-        <w:rPr>
-          <w:rFonts w:ascii="Google Sans Flex Medium" w:cs="Google Sans Flex Medium" w:eastAsia="Google Sans Flex Medium" w:hAnsi="Google Sans Flex Medium"/>
-          <w:b/>
-          <w:bCs/>
-          <w:i w:val="false"/>
-          <w:iCs w:val="false"/>
-          <w:color w:val="0f172a"/>
-          <w:sz w:val="20"/>
-          <w:szCs w:val="20"/>
-        </w:rPr>
-        <w:t xml:space="preserve">fails closed</w:t>
-      </w:r>
-      <w:r>
-        <w:rPr>
-          <w:rFonts w:ascii="Google Sans Flex Normal" w:cs="Google Sans Flex Normal" w:eastAsia="Google Sans Flex Normal" w:hAnsi="Google Sans Flex Normal"/>
-          <w:b w:val="false"/>
-          <w:bCs w:val="false"/>
-          <w:i w:val="false"/>
-          <w:iCs w:val="false"/>
-          <w:color w:val="0f172a"/>
-          <w:sz w:val="20"/>
-          <w:szCs w:val="20"/>
-        </w:rPr>
-        <w:t xml:space="preserve"> - unreferenced rows are reported, not skipped</w:t>
+        <w:t xml:space="preserve">Idempotent - a double click produces one receipt and a clear message</w:t>
       </w:r>
     </w:p>
     <w:p>
@@ -3172,7 +3124,7 @@
           <w:ilvl w:val="0"/>
           <w:numId w:val="2"/>
         </w:numPr>
-        <w:spacing w:after="60" w:before="80" w:line="240" w:lineRule="auto"/>
+        <w:spacing w:after="40" w:before="80" w:line="240" w:lineRule="auto"/>
       </w:pPr>
       <w:r>
         <w:rPr>
@@ -3185,7 +3137,7 @@
           <w:sz w:val="20"/>
           <w:szCs w:val="20"/>
         </w:rPr>
-        <w:t xml:space="preserve">Optionally remove the source form's native Create button, enforced server-side so API and bulk imports cannot bypass it</w:t>
+        <w:t xml:space="preserve">Savepoint per target: one failure rolls back only that target, and is reported</w:t>
       </w:r>
     </w:p>
     <w:p>
@@ -3195,7 +3147,7 @@
           <w:ilvl w:val="0"/>
           <w:numId w:val="2"/>
         </w:numPr>
-        <w:spacing w:after="60" w:before="80" w:line="240" w:lineRule="auto"/>
+        <w:spacing w:after="40" w:before="80" w:line="240" w:lineRule="auto"/>
       </w:pPr>
       <w:r>
         <w:rPr>
@@ -3208,8 +3160,57 @@
           <w:sz w:val="20"/>
           <w:szCs w:val="20"/>
         </w:rPr>
-        <w:t xml:space="preserve">Internal supplier and customer transfers skipped automatically</w:t>
-      </w:r>
+        <w:t xml:space="preserve">Never </w:t>
+      </w:r>
+      <w:r>
+        <w:rPr>
+          <w:rFonts w:ascii="Courier New" w:cs="Courier New" w:eastAsia="Courier New" w:hAnsi="Courier New"/>
+          <w:color w:val="0f172a"/>
+          <w:sz w:val="18"/>
+          <w:szCs w:val="18"/>
+        </w:rPr>
+        <w:t xml:space="preserve">ignore_validate</w:t>
+      </w:r>
+      <w:r>
+        <w:rPr>
+          <w:rFonts w:ascii="Google Sans Flex Normal" w:cs="Google Sans Flex Normal" w:eastAsia="Google Sans Flex Normal" w:hAnsi="Google Sans Flex Normal"/>
+          <w:b w:val="false"/>
+          <w:bCs w:val="false"/>
+          <w:i w:val="false"/>
+          <w:iCs w:val="false"/>
+          <w:color w:val="0f172a"/>
+          <w:sz w:val="20"/>
+          <w:szCs w:val="20"/>
+        </w:rPr>
+        <w:t xml:space="preserve">, never </w:t>
+      </w:r>
+      <w:r>
+        <w:rPr>
+          <w:rFonts w:ascii="Courier New" w:cs="Courier New" w:eastAsia="Courier New" w:hAnsi="Courier New"/>
+          <w:color w:val="0f172a"/>
+          <w:sz w:val="18"/>
+          <w:szCs w:val="18"/>
+        </w:rPr>
+        <w:t xml:space="preserve">ignore_mandatory</w:t>
+      </w:r>
+      <w:r>
+        <w:rPr>
+          <w:rFonts w:ascii="Google Sans Flex Normal" w:cs="Google Sans Flex Normal" w:eastAsia="Google Sans Flex Normal" w:hAnsi="Google Sans Flex Normal"/>
+          <w:b w:val="false"/>
+          <w:bCs w:val="false"/>
+          <w:i w:val="false"/>
+          <w:iCs w:val="false"/>
+          <w:color w:val="0f172a"/>
+          <w:sz w:val="20"/>
+          <w:szCs w:val="20"/>
+        </w:rPr>
+        <w:t xml:space="preserve"> - if ERPNext refuses, you see why</w:t>
+      </w:r>
+    </w:p>
+    <w:p>
+      <w:pPr>
+        <w:spacing w:after="60" w:before="0" w:line="240" w:lineRule="auto"/>
+      </w:pPr>
     </w:p>
     <w:p>
       <w:pPr>
@@ -3217,6 +3218,7 @@
         <w:keepNext/>
         <w:spacing w:after="69" w:before="160" w:line="240" w:lineRule="auto"/>
       </w:pPr>
+      <w:bookmarkStart w:name="bm_20" w:id="20"/>
       <w:r>
         <w:rPr>
           <w:rFonts w:ascii="Google Sans Flex Medium" w:cs="Google Sans Flex Medium" w:eastAsia="Google Sans Flex Medium" w:hAnsi="Google Sans Flex Medium"/>
@@ -3228,8 +3230,9 @@
           <w:sz w:val="28"/>
           <w:szCs w:val="28"/>
         </w:rPr>
-        <w:t xml:space="preserve">Compliance</w:t>
-      </w:r>
+        <w:t xml:space="preserve">Reverse controls on ERPNext documents</w:t>
+      </w:r>
+      <w:bookmarkEnd w:id="20"/>
     </w:p>
     <w:p>
       <w:pPr>
@@ -3238,7 +3241,7 @@
           <w:ilvl w:val="0"/>
           <w:numId w:val="2"/>
         </w:numPr>
-        <w:spacing w:after="60" w:before="80" w:line="240" w:lineRule="auto"/>
+        <w:spacing w:after="40" w:before="80" w:line="240" w:lineRule="auto"/>
       </w:pPr>
       <w:r>
         <w:rPr>
@@ -3251,7 +3254,7 @@
           <w:sz w:val="20"/>
           <w:szCs w:val="20"/>
         </w:rPr>
-        <w:t xml:space="preserve">Provider framework, registered through a hook</w:t>
+        <w:t xml:space="preserve">Require, or forbid, a gate pass on a receipt, transfer or dispatch</w:t>
       </w:r>
     </w:p>
     <w:p>
@@ -3261,7 +3264,7 @@
           <w:ilvl w:val="0"/>
           <w:numId w:val="2"/>
         </w:numPr>
-        <w:spacing w:after="60" w:before="80" w:line="240" w:lineRule="auto"/>
+        <w:spacing w:after="40" w:before="80" w:line="240" w:lineRule="auto"/>
       </w:pPr>
       <w:r>
         <w:rPr>
@@ -3274,7 +3277,7 @@
           <w:sz w:val="20"/>
           <w:szCs w:val="20"/>
         </w:rPr>
-        <w:t xml:space="preserve">India: E-Invoice (IRN) and E-Way Bill, thresholds from GST Settings</w:t>
+        <w:t xml:space="preserve">Per-source-line quantity caps, not just document totals</w:t>
       </w:r>
     </w:p>
     <w:p>
@@ -3284,7 +3287,7 @@
           <w:ilvl w:val="0"/>
           <w:numId w:val="2"/>
         </w:numPr>
-        <w:spacing w:after="60" w:before="80" w:line="240" w:lineRule="auto"/>
+        <w:spacing w:after="40" w:before="80" w:line="240" w:lineRule="auto"/>
       </w:pPr>
       <w:r>
         <w:rPr>
@@ -3297,7 +3300,33 @@
           <w:sz w:val="20"/>
           <w:szCs w:val="20"/>
         </w:rPr>
-        <w:t xml:space="preserve">Six statuses, colour-coded, with plain-language remediation</w:t>
+        <w:t xml:space="preserve">Row coverage check that </w:t>
+      </w:r>
+      <w:r>
+        <w:rPr>
+          <w:rFonts w:ascii="Google Sans Flex Medium" w:cs="Google Sans Flex Medium" w:eastAsia="Google Sans Flex Medium" w:hAnsi="Google Sans Flex Medium"/>
+          <w:b w:val="false"/>
+          <w:bCs w:val="false"/>
+          <w:i w:val="false"/>
+          <w:iCs w:val="false"/>
+          <w:color w:val="0f172a"/>
+          <w:sz w:val="20"/>
+          <w:szCs w:val="20"/>
+        </w:rPr>
+        <w:t xml:space="preserve">fails closed</w:t>
+      </w:r>
+      <w:r>
+        <w:rPr>
+          <w:rFonts w:ascii="Google Sans Flex Normal" w:cs="Google Sans Flex Normal" w:eastAsia="Google Sans Flex Normal" w:hAnsi="Google Sans Flex Normal"/>
+          <w:b w:val="false"/>
+          <w:bCs w:val="false"/>
+          <w:i w:val="false"/>
+          <w:iCs w:val="false"/>
+          <w:color w:val="0f172a"/>
+          <w:sz w:val="20"/>
+          <w:szCs w:val="20"/>
+        </w:rPr>
+        <w:t xml:space="preserve"> - unreferenced rows are reported, not skipped</w:t>
       </w:r>
     </w:p>
     <w:p>
@@ -3307,7 +3336,7 @@
           <w:ilvl w:val="0"/>
           <w:numId w:val="2"/>
         </w:numPr>
-        <w:spacing w:after="60" w:before="80" w:line="240" w:lineRule="auto"/>
+        <w:spacing w:after="40" w:before="80" w:line="240" w:lineRule="auto"/>
       </w:pPr>
       <w:r>
         <w:rPr>
@@ -3320,7 +3349,7 @@
           <w:sz w:val="20"/>
           <w:szCs w:val="20"/>
         </w:rPr>
-        <w:t xml:space="preserve">Re-check button, and automatic re-verification inside the submitting transaction</w:t>
+        <w:t xml:space="preserve">Optionally remove the source form's native Create button, enforced server-side so API and bulk imports cannot bypass it</w:t>
       </w:r>
     </w:p>
     <w:p>
@@ -3330,8 +3359,34 @@
           <w:ilvl w:val="0"/>
           <w:numId w:val="2"/>
         </w:numPr>
-        <w:spacing w:after="60" w:before="80" w:line="240" w:lineRule="auto"/>
-      </w:pPr>
+        <w:spacing w:after="40" w:before="80" w:line="240" w:lineRule="auto"/>
+      </w:pPr>
+      <w:r>
+        <w:rPr>
+          <w:rFonts w:ascii="Google Sans Flex Normal" w:cs="Google Sans Flex Normal" w:eastAsia="Google Sans Flex Normal" w:hAnsi="Google Sans Flex Normal"/>
+          <w:b w:val="false"/>
+          <w:bCs w:val="false"/>
+          <w:i w:val="false"/>
+          <w:iCs w:val="false"/>
+          <w:color w:val="0f172a"/>
+          <w:sz w:val="20"/>
+          <w:szCs w:val="20"/>
+        </w:rPr>
+        <w:t xml:space="preserve">Internal supplier and customer transfers skipped automatically</w:t>
+      </w:r>
+    </w:p>
+    <w:p>
+      <w:pPr>
+        <w:spacing w:after="60" w:before="0" w:line="240" w:lineRule="auto"/>
+      </w:pPr>
+    </w:p>
+    <w:p>
+      <w:pPr>
+        <w:pStyle w:val="Heading3"/>
+        <w:keepNext/>
+        <w:spacing w:after="69" w:before="160" w:line="240" w:lineRule="auto"/>
+      </w:pPr>
+      <w:bookmarkStart w:name="bm_21" w:id="21"/>
       <w:r>
         <w:rPr>
           <w:rFonts w:ascii="Google Sans Flex Medium" w:cs="Google Sans Flex Medium" w:eastAsia="Google Sans Flex Medium" w:hAnsi="Google Sans Flex Medium"/>
@@ -3339,25 +3394,13 @@
           <w:bCs/>
           <w:i w:val="false"/>
           <w:iCs w:val="false"/>
-          <w:color w:val="0f172a"/>
-          <w:sz w:val="20"/>
-          <w:szCs w:val="20"/>
-        </w:rPr>
-        <w:t xml:space="preserve">Fails closed</w:t>
-      </w:r>
-      <w:r>
-        <w:rPr>
-          <w:rFonts w:ascii="Google Sans Flex Normal" w:cs="Google Sans Flex Normal" w:eastAsia="Google Sans Flex Normal" w:hAnsi="Google Sans Flex Normal"/>
-          <w:b w:val="false"/>
-          <w:bCs w:val="false"/>
-          <w:i w:val="false"/>
-          <w:iCs w:val="false"/>
-          <w:color w:val="0f172a"/>
-          <w:sz w:val="20"/>
-          <w:szCs w:val="20"/>
-        </w:rPr>
-        <w:t xml:space="preserve"> when a provider is unreachable</w:t>
-      </w:r>
+          <w:color w:val="437FDB"/>
+          <w:sz w:val="28"/>
+          <w:szCs w:val="28"/>
+        </w:rPr>
+        <w:t xml:space="preserve">Compliance</w:t>
+      </w:r>
+      <w:bookmarkEnd w:id="21"/>
     </w:p>
     <w:p>
       <w:pPr>
@@ -3366,7 +3409,7 @@
           <w:ilvl w:val="0"/>
           <w:numId w:val="2"/>
         </w:numPr>
-        <w:spacing w:after="60" w:before="80" w:line="240" w:lineRule="auto"/>
+        <w:spacing w:after="40" w:before="80" w:line="240" w:lineRule="auto"/>
       </w:pPr>
       <w:r>
         <w:rPr>
@@ -3379,7 +3422,7 @@
           <w:sz w:val="20"/>
           <w:szCs w:val="20"/>
         </w:rPr>
-        <w:t xml:space="preserve">Overrides recorded with user and reason</w:t>
+        <w:t xml:space="preserve">Provider framework, registered through a hook</w:t>
       </w:r>
     </w:p>
     <w:p>
@@ -3389,7 +3432,7 @@
           <w:ilvl w:val="0"/>
           <w:numId w:val="2"/>
         </w:numPr>
-        <w:spacing w:after="60" w:before="80" w:line="240" w:lineRule="auto"/>
+        <w:spacing w:after="40" w:before="80" w:line="240" w:lineRule="auto"/>
       </w:pPr>
       <w:r>
         <w:rPr>
@@ -3402,27 +3445,7 @@
           <w:sz w:val="20"/>
           <w:szCs w:val="20"/>
         </w:rPr>
-        <w:t xml:space="preserve">Passing numbers printed on the gate slip the driver carries</w:t>
-      </w:r>
-    </w:p>
-    <w:p>
-      <w:pPr>
-        <w:pStyle w:val="Heading3"/>
-        <w:keepNext/>
-        <w:spacing w:after="69" w:before="160" w:line="240" w:lineRule="auto"/>
-      </w:pPr>
-      <w:r>
-        <w:rPr>
-          <w:rFonts w:ascii="Google Sans Flex Medium" w:cs="Google Sans Flex Medium" w:eastAsia="Google Sans Flex Medium" w:hAnsi="Google Sans Flex Medium"/>
-          <w:b/>
-          <w:bCs/>
-          <w:i w:val="false"/>
-          <w:iCs w:val="false"/>
-          <w:color w:val="437FDB"/>
-          <w:sz w:val="28"/>
-          <w:szCs w:val="28"/>
-        </w:rPr>
-        <w:t xml:space="preserve">Configuration</w:t>
+        <w:t xml:space="preserve">India: E-Invoice (IRN) and E-Way Bill, thresholds from GST Settings</w:t>
       </w:r>
     </w:p>
     <w:p>
@@ -3432,7 +3455,7 @@
           <w:ilvl w:val="0"/>
           <w:numId w:val="2"/>
         </w:numPr>
-        <w:spacing w:after="60" w:before="80" w:line="240" w:lineRule="auto"/>
+        <w:spacing w:after="40" w:before="80" w:line="240" w:lineRule="auto"/>
       </w:pPr>
       <w:r>
         <w:rPr>
@@ -3445,7 +3468,7 @@
           <w:sz w:val="20"/>
           <w:szCs w:val="20"/>
         </w:rPr>
-        <w:t xml:space="preserve">~70 global settings across ten tabs</w:t>
+        <w:t xml:space="preserve">Six statuses, colour-coded, with plain-language remediation</w:t>
       </w:r>
     </w:p>
     <w:p>
@@ -3455,7 +3478,7 @@
           <w:ilvl w:val="0"/>
           <w:numId w:val="2"/>
         </w:numPr>
-        <w:spacing w:after="60" w:before="80" w:line="240" w:lineRule="auto"/>
+        <w:spacing w:after="40" w:before="80" w:line="240" w:lineRule="auto"/>
       </w:pPr>
       <w:r>
         <w:rPr>
@@ -3468,7 +3491,7 @@
           <w:sz w:val="20"/>
           <w:szCs w:val="20"/>
         </w:rPr>
-        <w:t xml:space="preserve">60-rule table with per-rule action, threshold, bypass roles and custom message</w:t>
+        <w:t xml:space="preserve">Re-check button, and automatic re-verification inside the submitting transaction</w:t>
       </w:r>
     </w:p>
     <w:p>
@@ -3478,11 +3501,11 @@
           <w:ilvl w:val="0"/>
           <w:numId w:val="2"/>
         </w:numPr>
-        <w:spacing w:after="60" w:before="80" w:line="240" w:lineRule="auto"/>
-      </w:pPr>
-      <w:r>
-        <w:rPr>
-          <w:rFonts w:ascii="Google Sans Flex Normal" w:cs="Google Sans Flex Normal" w:eastAsia="Google Sans Flex Normal" w:hAnsi="Google Sans Flex Normal"/>
+        <w:spacing w:after="40" w:before="80" w:line="240" w:lineRule="auto"/>
+      </w:pPr>
+      <w:r>
+        <w:rPr>
+          <w:rFonts w:ascii="Google Sans Flex Medium" w:cs="Google Sans Flex Medium" w:eastAsia="Google Sans Flex Medium" w:hAnsi="Google Sans Flex Medium"/>
           <w:b w:val="false"/>
           <w:bCs w:val="false"/>
           <w:i w:val="false"/>
@@ -3491,7 +3514,20 @@
           <w:sz w:val="20"/>
           <w:szCs w:val="20"/>
         </w:rPr>
-        <w:t xml:space="preserve">Field rules: make any field mandatory, hidden or read-only, scoped by direction, type or flow</w:t>
+        <w:t xml:space="preserve">Fails closed</w:t>
+      </w:r>
+      <w:r>
+        <w:rPr>
+          <w:rFonts w:ascii="Google Sans Flex Normal" w:cs="Google Sans Flex Normal" w:eastAsia="Google Sans Flex Normal" w:hAnsi="Google Sans Flex Normal"/>
+          <w:b w:val="false"/>
+          <w:bCs w:val="false"/>
+          <w:i w:val="false"/>
+          <w:iCs w:val="false"/>
+          <w:color w:val="0f172a"/>
+          <w:sz w:val="20"/>
+          <w:szCs w:val="20"/>
+        </w:rPr>
+        <w:t xml:space="preserve"> when a provider is unreachable</w:t>
       </w:r>
     </w:p>
     <w:p>
@@ -3501,7 +3537,7 @@
           <w:ilvl w:val="0"/>
           <w:numId w:val="2"/>
         </w:numPr>
-        <w:spacing w:after="60" w:before="80" w:line="240" w:lineRule="auto"/>
+        <w:spacing w:after="40" w:before="80" w:line="240" w:lineRule="auto"/>
       </w:pPr>
       <w:r>
         <w:rPr>
@@ -3514,7 +3550,7 @@
           <w:sz w:val="20"/>
           <w:szCs w:val="20"/>
         </w:rPr>
-        <w:t xml:space="preserve">Document checklist and charge types</w:t>
+        <w:t xml:space="preserve">Overrides recorded with user and reason</w:t>
       </w:r>
     </w:p>
     <w:p>
@@ -3524,7 +3560,7 @@
           <w:ilvl w:val="0"/>
           <w:numId w:val="2"/>
         </w:numPr>
-        <w:spacing w:after="60" w:before="80" w:line="240" w:lineRule="auto"/>
+        <w:spacing w:after="40" w:before="80" w:line="240" w:lineRule="auto"/>
       </w:pPr>
       <w:r>
         <w:rPr>
@@ -3537,8 +3573,13 @@
           <w:sz w:val="20"/>
           <w:szCs w:val="20"/>
         </w:rPr>
-        <w:t xml:space="preserve">Four one-click enforcement presets</w:t>
-      </w:r>
+        <w:t xml:space="preserve">Passing numbers printed on the gate slip the driver carries</w:t>
+      </w:r>
+    </w:p>
+    <w:p>
+      <w:pPr>
+        <w:spacing w:after="60" w:before="0" w:line="240" w:lineRule="auto"/>
+      </w:pPr>
     </w:p>
     <w:p>
       <w:pPr>
@@ -3546,6 +3587,7 @@
         <w:keepNext/>
         <w:spacing w:after="69" w:before="160" w:line="240" w:lineRule="auto"/>
       </w:pPr>
+      <w:bookmarkStart w:name="bm_22" w:id="22"/>
       <w:r>
         <w:rPr>
           <w:rFonts w:ascii="Google Sans Flex Medium" w:cs="Google Sans Flex Medium" w:eastAsia="Google Sans Flex Medium" w:hAnsi="Google Sans Flex Medium"/>
@@ -3557,8 +3599,9 @@
           <w:sz w:val="28"/>
           <w:szCs w:val="28"/>
         </w:rPr>
-        <w:t xml:space="preserve">Access control</w:t>
-      </w:r>
+        <w:t xml:space="preserve">Configuration</w:t>
+      </w:r>
+      <w:bookmarkEnd w:id="22"/>
     </w:p>
     <w:p>
       <w:pPr>
@@ -3567,7 +3610,7 @@
           <w:ilvl w:val="0"/>
           <w:numId w:val="2"/>
         </w:numPr>
-        <w:spacing w:after="60" w:before="80" w:line="240" w:lineRule="auto"/>
+        <w:spacing w:after="40" w:before="80" w:line="240" w:lineRule="auto"/>
       </w:pPr>
       <w:r>
         <w:rPr>
@@ -3580,7 +3623,7 @@
           <w:sz w:val="20"/>
           <w:szCs w:val="20"/>
         </w:rPr>
-        <w:t xml:space="preserve">Four purpose-built roles</w:t>
+        <w:t xml:space="preserve">76 global settings in 18 sections</w:t>
       </w:r>
     </w:p>
     <w:p>
@@ -3590,7 +3633,7 @@
           <w:ilvl w:val="0"/>
           <w:numId w:val="2"/>
         </w:numPr>
-        <w:spacing w:after="60" w:before="80" w:line="240" w:lineRule="auto"/>
+        <w:spacing w:after="40" w:before="80" w:line="240" w:lineRule="auto"/>
       </w:pPr>
       <w:r>
         <w:rPr>
@@ -3603,7 +3646,7 @@
           <w:sz w:val="20"/>
           <w:szCs w:val="20"/>
         </w:rPr>
-        <w:t xml:space="preserve">Row-level restriction by source flow, location, gate and company</w:t>
+        <w:t xml:space="preserve">44 configurable rules with per-rule action, threshold, bypass roles and custom message, plus 16 fixed integrity checks</w:t>
       </w:r>
     </w:p>
     <w:p>
@@ -3613,7 +3656,7 @@
           <w:ilvl w:val="0"/>
           <w:numId w:val="2"/>
         </w:numPr>
-        <w:spacing w:after="60" w:before="80" w:line="240" w:lineRule="auto"/>
+        <w:spacing w:after="40" w:before="80" w:line="240" w:lineRule="auto"/>
       </w:pPr>
       <w:r>
         <w:rPr>
@@ -3626,78 +3669,7 @@
           <w:sz w:val="20"/>
           <w:szCs w:val="20"/>
         </w:rPr>
-        <w:t xml:space="preserve">Enforced in both the permission query and </w:t>
-      </w:r>
-      <w:r>
-        <w:rPr>
-          <w:rFonts w:ascii="Google Sans Flex Medium" w:cs="Google Sans Flex Medium" w:eastAsia="Google Sans Flex Medium" w:hAnsi="Google Sans Flex Medium"/>
-          <w:b w:val="false"/>
-          <w:bCs w:val="false"/>
-          <w:i w:val="false"/>
-          <w:iCs w:val="false"/>
-          <w:color w:val="3F7DDE"/>
-          <w:sz w:val="20"/>
-          <w:szCs w:val="20"/>
-        </w:rPr>
-        <w:t xml:space="preserve">has_permission</w:t>
-      </w:r>
-    </w:p>
-    <w:p>
-      <w:pPr>
-        <w:pStyle w:val="Heading3"/>
-        <w:keepNext/>
-        <w:spacing w:after="69" w:before="160" w:line="240" w:lineRule="auto"/>
-      </w:pPr>
-      <w:r>
-        <w:rPr>
-          <w:rFonts w:ascii="Google Sans Flex Medium" w:cs="Google Sans Flex Medium" w:eastAsia="Google Sans Flex Medium" w:hAnsi="Google Sans Flex Medium"/>
-          <w:b/>
-          <w:bCs/>
-          <w:i w:val="false"/>
-          <w:iCs w:val="false"/>
-          <w:color w:val="437FDB"/>
-          <w:sz w:val="28"/>
-          <w:szCs w:val="28"/>
-        </w:rPr>
-        <w:t xml:space="preserve">Reporting</w:t>
-      </w:r>
-    </w:p>
-    <w:p>
-      <w:pPr>
-        <w:spacing w:after="150" w:before="0" w:line="240" w:lineRule="auto"/>
-      </w:pPr>
-      <w:r>
-        <w:rPr>
-          <w:rFonts w:ascii="Google Sans Flex Normal" w:cs="Google Sans Flex Normal" w:eastAsia="Google Sans Flex Normal" w:hAnsi="Google Sans Flex Normal"/>
-          <w:b w:val="false"/>
-          <w:bCs w:val="false"/>
-          <w:i w:val="false"/>
-          <w:iCs w:val="false"/>
-          <w:color w:val="0f172a"/>
-          <w:sz w:val="22"/>
-          <w:szCs w:val="22"/>
-        </w:rPr>
-        <w:t xml:space="preserve">Pending Gate Passes (with ageing) · Gate Pass Register · Gate Pass vs Document Reconciliation · Discrepancy Register · Pending Returnable Gate Passes · Vehicle Movement &amp; Turnaround · Gate Pass Exceptions · Compliance Exceptions · Enforcement Impact Preview</w:t>
-      </w:r>
-    </w:p>
-    <w:p>
-      <w:pPr>
-        <w:pStyle w:val="Heading3"/>
-        <w:keepNext/>
-        <w:spacing w:after="69" w:before="160" w:line="240" w:lineRule="auto"/>
-      </w:pPr>
-      <w:r>
-        <w:rPr>
-          <w:rFonts w:ascii="Google Sans Flex Medium" w:cs="Google Sans Flex Medium" w:eastAsia="Google Sans Flex Medium" w:hAnsi="Google Sans Flex Medium"/>
-          <w:b/>
-          <w:bCs/>
-          <w:i w:val="false"/>
-          <w:iCs w:val="false"/>
-          <w:color w:val="437FDB"/>
-          <w:sz w:val="28"/>
-          <w:szCs w:val="28"/>
-        </w:rPr>
-        <w:t xml:space="preserve">Operations</w:t>
+        <w:t xml:space="preserve">Field rules: make any field mandatory, hidden or read-only, scoped by direction, type or flow</w:t>
       </w:r>
     </w:p>
     <w:p>
@@ -3707,7 +3679,7 @@
           <w:ilvl w:val="0"/>
           <w:numId w:val="2"/>
         </w:numPr>
-        <w:spacing w:after="60" w:before="80" w:line="240" w:lineRule="auto"/>
+        <w:spacing w:after="40" w:before="80" w:line="240" w:lineRule="auto"/>
       </w:pPr>
       <w:r>
         <w:rPr>
@@ -3720,7 +3692,7 @@
           <w:sz w:val="20"/>
           <w:szCs w:val="20"/>
         </w:rPr>
-        <w:t xml:space="preserve">Daily overdue-return detection with reminders and escalation</w:t>
+        <w:t xml:space="preserve">Document checklist and charge types</w:t>
       </w:r>
     </w:p>
     <w:p>
@@ -3730,7 +3702,7 @@
           <w:ilvl w:val="0"/>
           <w:numId w:val="2"/>
         </w:numPr>
-        <w:spacing w:after="60" w:before="80" w:line="240" w:lineRule="auto"/>
+        <w:spacing w:after="40" w:before="80" w:line="240" w:lineRule="auto"/>
       </w:pPr>
       <w:r>
         <w:rPr>
@@ -3743,8 +3715,35 @@
           <w:sz w:val="20"/>
           <w:szCs w:val="20"/>
         </w:rPr>
-        <w:t xml:space="preserve">Configurable audit-log retention</w:t>
-      </w:r>
+        <w:t xml:space="preserve">Four one-click enforcement presets</w:t>
+      </w:r>
+    </w:p>
+    <w:p>
+      <w:pPr>
+        <w:spacing w:after="60" w:before="0" w:line="240" w:lineRule="auto"/>
+      </w:pPr>
+    </w:p>
+    <w:p>
+      <w:pPr>
+        <w:pStyle w:val="Heading3"/>
+        <w:keepNext/>
+        <w:spacing w:after="69" w:before="160" w:line="240" w:lineRule="auto"/>
+      </w:pPr>
+      <w:bookmarkStart w:name="bm_23" w:id="23"/>
+      <w:r>
+        <w:rPr>
+          <w:rFonts w:ascii="Google Sans Flex Medium" w:cs="Google Sans Flex Medium" w:eastAsia="Google Sans Flex Medium" w:hAnsi="Google Sans Flex Medium"/>
+          <w:b/>
+          <w:bCs/>
+          <w:i w:val="false"/>
+          <w:iCs w:val="false"/>
+          <w:color w:val="437FDB"/>
+          <w:sz w:val="28"/>
+          <w:szCs w:val="28"/>
+        </w:rPr>
+        <w:t xml:space="preserve">Access control</w:t>
+      </w:r>
+      <w:bookmarkEnd w:id="23"/>
     </w:p>
     <w:p>
       <w:pPr>
@@ -3753,7 +3752,7 @@
           <w:ilvl w:val="0"/>
           <w:numId w:val="2"/>
         </w:numPr>
-        <w:spacing w:after="60" w:before="80" w:line="240" w:lineRule="auto"/>
+        <w:spacing w:after="40" w:before="80" w:line="240" w:lineRule="auto"/>
       </w:pPr>
       <w:r>
         <w:rPr>
@@ -3766,7 +3765,7 @@
           <w:sz w:val="20"/>
           <w:szCs w:val="20"/>
         </w:rPr>
-        <w:t xml:space="preserve">Structured JSON logging with three verbosity levels</w:t>
+        <w:t xml:space="preserve">Four purpose-built roles</w:t>
       </w:r>
     </w:p>
     <w:p>
@@ -3776,7 +3775,7 @@
           <w:ilvl w:val="0"/>
           <w:numId w:val="2"/>
         </w:numPr>
-        <w:spacing w:after="60" w:before="80" w:line="240" w:lineRule="auto"/>
+        <w:spacing w:after="40" w:before="80" w:line="240" w:lineRule="auto"/>
       </w:pPr>
       <w:r>
         <w:rPr>
@@ -3789,7 +3788,7 @@
           <w:sz w:val="20"/>
           <w:szCs w:val="20"/>
         </w:rPr>
-        <w:t xml:space="preserve">Idempotent install and migrate; rules and flows reconcile without overwriting your configuration</w:t>
+        <w:t xml:space="preserve">Row-level restriction by source flow, location, gate and company</w:t>
       </w:r>
     </w:p>
     <w:p>
@@ -3799,7 +3798,7 @@
           <w:ilvl w:val="0"/>
           <w:numId w:val="2"/>
         </w:numPr>
-        <w:spacing w:after="60" w:before="80" w:line="240" w:lineRule="auto"/>
+        <w:spacing w:after="40" w:before="80" w:line="240" w:lineRule="auto"/>
       </w:pPr>
       <w:r>
         <w:rPr>
@@ -3812,8 +3811,204 @@
           <w:sz w:val="20"/>
           <w:szCs w:val="20"/>
         </w:rPr>
+        <w:t xml:space="preserve">Enforced in both the permission query and </w:t>
+      </w:r>
+      <w:r>
+        <w:rPr>
+          <w:rFonts w:ascii="Courier New" w:cs="Courier New" w:eastAsia="Courier New" w:hAnsi="Courier New"/>
+          <w:color w:val="0f172a"/>
+          <w:sz w:val="18"/>
+          <w:szCs w:val="18"/>
+        </w:rPr>
+        <w:t xml:space="preserve">has_permission</w:t>
+      </w:r>
+    </w:p>
+    <w:p>
+      <w:pPr>
+        <w:spacing w:after="60" w:before="0" w:line="240" w:lineRule="auto"/>
+      </w:pPr>
+    </w:p>
+    <w:p>
+      <w:pPr>
+        <w:pStyle w:val="Heading3"/>
+        <w:keepNext/>
+        <w:spacing w:after="69" w:before="160" w:line="240" w:lineRule="auto"/>
+      </w:pPr>
+      <w:bookmarkStart w:name="bm_24" w:id="24"/>
+      <w:r>
+        <w:rPr>
+          <w:rFonts w:ascii="Google Sans Flex Medium" w:cs="Google Sans Flex Medium" w:eastAsia="Google Sans Flex Medium" w:hAnsi="Google Sans Flex Medium"/>
+          <w:b/>
+          <w:bCs/>
+          <w:i w:val="false"/>
+          <w:iCs w:val="false"/>
+          <w:color w:val="437FDB"/>
+          <w:sz w:val="28"/>
+          <w:szCs w:val="28"/>
+        </w:rPr>
+        <w:t xml:space="preserve">Reporting</w:t>
+      </w:r>
+      <w:bookmarkEnd w:id="24"/>
+    </w:p>
+    <w:p>
+      <w:pPr>
+        <w:spacing w:after="150" w:before="0" w:line="240" w:lineRule="auto"/>
+      </w:pPr>
+      <w:r>
+        <w:rPr>
+          <w:rFonts w:ascii="Google Sans Flex Normal" w:cs="Google Sans Flex Normal" w:eastAsia="Google Sans Flex Normal" w:hAnsi="Google Sans Flex Normal"/>
+          <w:b w:val="false"/>
+          <w:bCs w:val="false"/>
+          <w:i w:val="false"/>
+          <w:iCs w:val="false"/>
+          <w:color w:val="0f172a"/>
+          <w:sz w:val="22"/>
+          <w:szCs w:val="22"/>
+        </w:rPr>
+        <w:t xml:space="preserve">Pending Gate Passes (with ageing) · Gate Pass Register · Gate Pass vs Document Reconciliation · Discrepancy Register · Pending Returnable Gate Passes · Vehicle Movement &amp; Turnaround · Gate Pass Exceptions · Compliance Exceptions · Enforcement Impact Preview</w:t>
+      </w:r>
+    </w:p>
+    <w:p>
+      <w:pPr>
+        <w:pStyle w:val="Heading3"/>
+        <w:keepNext/>
+        <w:spacing w:after="69" w:before="160" w:line="240" w:lineRule="auto"/>
+      </w:pPr>
+      <w:bookmarkStart w:name="bm_25" w:id="25"/>
+      <w:r>
+        <w:rPr>
+          <w:rFonts w:ascii="Google Sans Flex Medium" w:cs="Google Sans Flex Medium" w:eastAsia="Google Sans Flex Medium" w:hAnsi="Google Sans Flex Medium"/>
+          <w:b/>
+          <w:bCs/>
+          <w:i w:val="false"/>
+          <w:iCs w:val="false"/>
+          <w:color w:val="437FDB"/>
+          <w:sz w:val="28"/>
+          <w:szCs w:val="28"/>
+        </w:rPr>
+        <w:t xml:space="preserve">Operations</w:t>
+      </w:r>
+      <w:bookmarkEnd w:id="25"/>
+    </w:p>
+    <w:p>
+      <w:pPr>
+        <w:pStyle w:val="ListParagraph"/>
+        <w:numPr>
+          <w:ilvl w:val="0"/>
+          <w:numId w:val="2"/>
+        </w:numPr>
+        <w:spacing w:after="40" w:before="80" w:line="240" w:lineRule="auto"/>
+      </w:pPr>
+      <w:r>
+        <w:rPr>
+          <w:rFonts w:ascii="Google Sans Flex Normal" w:cs="Google Sans Flex Normal" w:eastAsia="Google Sans Flex Normal" w:hAnsi="Google Sans Flex Normal"/>
+          <w:b w:val="false"/>
+          <w:bCs w:val="false"/>
+          <w:i w:val="false"/>
+          <w:iCs w:val="false"/>
+          <w:color w:val="0f172a"/>
+          <w:sz w:val="20"/>
+          <w:szCs w:val="20"/>
+        </w:rPr>
+        <w:t xml:space="preserve">Daily overdue-return detection with reminders and escalation</w:t>
+      </w:r>
+    </w:p>
+    <w:p>
+      <w:pPr>
+        <w:pStyle w:val="ListParagraph"/>
+        <w:numPr>
+          <w:ilvl w:val="0"/>
+          <w:numId w:val="2"/>
+        </w:numPr>
+        <w:spacing w:after="40" w:before="80" w:line="240" w:lineRule="auto"/>
+      </w:pPr>
+      <w:r>
+        <w:rPr>
+          <w:rFonts w:ascii="Google Sans Flex Normal" w:cs="Google Sans Flex Normal" w:eastAsia="Google Sans Flex Normal" w:hAnsi="Google Sans Flex Normal"/>
+          <w:b w:val="false"/>
+          <w:bCs w:val="false"/>
+          <w:i w:val="false"/>
+          <w:iCs w:val="false"/>
+          <w:color w:val="0f172a"/>
+          <w:sz w:val="20"/>
+          <w:szCs w:val="20"/>
+        </w:rPr>
+        <w:t xml:space="preserve">Configurable audit-log retention</w:t>
+      </w:r>
+    </w:p>
+    <w:p>
+      <w:pPr>
+        <w:pStyle w:val="ListParagraph"/>
+        <w:numPr>
+          <w:ilvl w:val="0"/>
+          <w:numId w:val="2"/>
+        </w:numPr>
+        <w:spacing w:after="40" w:before="80" w:line="240" w:lineRule="auto"/>
+      </w:pPr>
+      <w:r>
+        <w:rPr>
+          <w:rFonts w:ascii="Google Sans Flex Normal" w:cs="Google Sans Flex Normal" w:eastAsia="Google Sans Flex Normal" w:hAnsi="Google Sans Flex Normal"/>
+          <w:b w:val="false"/>
+          <w:bCs w:val="false"/>
+          <w:i w:val="false"/>
+          <w:iCs w:val="false"/>
+          <w:color w:val="0f172a"/>
+          <w:sz w:val="20"/>
+          <w:szCs w:val="20"/>
+        </w:rPr>
+        <w:t xml:space="preserve">Structured JSON logging with three verbosity levels</w:t>
+      </w:r>
+    </w:p>
+    <w:p>
+      <w:pPr>
+        <w:pStyle w:val="ListParagraph"/>
+        <w:numPr>
+          <w:ilvl w:val="0"/>
+          <w:numId w:val="2"/>
+        </w:numPr>
+        <w:spacing w:after="40" w:before="80" w:line="240" w:lineRule="auto"/>
+      </w:pPr>
+      <w:r>
+        <w:rPr>
+          <w:rFonts w:ascii="Google Sans Flex Normal" w:cs="Google Sans Flex Normal" w:eastAsia="Google Sans Flex Normal" w:hAnsi="Google Sans Flex Normal"/>
+          <w:b w:val="false"/>
+          <w:bCs w:val="false"/>
+          <w:i w:val="false"/>
+          <w:iCs w:val="false"/>
+          <w:color w:val="0f172a"/>
+          <w:sz w:val="20"/>
+          <w:szCs w:val="20"/>
+        </w:rPr>
+        <w:t xml:space="preserve">Idempotent install and migrate; rules and flows reconcile without overwriting your configuration</w:t>
+      </w:r>
+    </w:p>
+    <w:p>
+      <w:pPr>
+        <w:pStyle w:val="ListParagraph"/>
+        <w:numPr>
+          <w:ilvl w:val="0"/>
+          <w:numId w:val="2"/>
+        </w:numPr>
+        <w:spacing w:after="40" w:before="80" w:line="240" w:lineRule="auto"/>
+      </w:pPr>
+      <w:r>
+        <w:rPr>
+          <w:rFonts w:ascii="Google Sans Flex Normal" w:cs="Google Sans Flex Normal" w:eastAsia="Google Sans Flex Normal" w:hAnsi="Google Sans Flex Normal"/>
+          <w:b w:val="false"/>
+          <w:bCs w:val="false"/>
+          <w:i w:val="false"/>
+          <w:iCs w:val="false"/>
+          <w:color w:val="0f172a"/>
+          <w:sz w:val="20"/>
+          <w:szCs w:val="20"/>
+        </w:rPr>
         <w:t xml:space="preserve">Clean uninstall that removes app-owned fields and leaves your records alone</w:t>
       </w:r>
+    </w:p>
+    <w:p>
+      <w:pPr>
+        <w:spacing w:after="60" w:before="0" w:line="240" w:lineRule="auto"/>
+      </w:pPr>
     </w:p>
     <w:p>
       <w:pPr>
@@ -3821,6 +4016,7 @@
         <w:keepNext/>
         <w:spacing w:after="92" w:before="200" w:line="240" w:lineRule="auto"/>
       </w:pPr>
+      <w:bookmarkStart w:name="bm_26" w:id="26"/>
       <w:r>
         <w:rPr>
           <w:rFonts w:ascii="Google Sans Flex Medium" w:cs="Google Sans Flex Medium" w:eastAsia="Google Sans Flex Medium" w:hAnsi="Google Sans Flex Medium"/>
@@ -3834,6 +4030,7 @@
         </w:rPr>
         <w:t xml:space="preserve">Objection handling</w:t>
       </w:r>
+      <w:bookmarkEnd w:id="26"/>
     </w:p>
     <w:p>
       <w:pPr>
@@ -3842,8 +4039,8 @@
       <w:r>
         <w:rPr>
           <w:rFonts w:ascii="Google Sans Flex Medium" w:cs="Google Sans Flex Medium" w:eastAsia="Google Sans Flex Medium" w:hAnsi="Google Sans Flex Medium"/>
-          <w:b/>
-          <w:bCs/>
+          <w:b w:val="false"/>
+          <w:bCs w:val="false"/>
           <w:i w:val="false"/>
           <w:iCs w:val="false"/>
           <w:color w:val="0f172a"/>
@@ -3873,8 +4070,8 @@
       <w:r>
         <w:rPr>
           <w:rFonts w:ascii="Google Sans Flex Medium" w:cs="Google Sans Flex Medium" w:eastAsia="Google Sans Flex Medium" w:hAnsi="Google Sans Flex Medium"/>
-          <w:b/>
-          <w:bCs/>
+          <w:b w:val="false"/>
+          <w:bCs w:val="false"/>
           <w:i w:val="false"/>
           <w:iCs w:val="false"/>
           <w:color w:val="0f172a"/>
@@ -3904,8 +4101,8 @@
       <w:r>
         <w:rPr>
           <w:rFonts w:ascii="Google Sans Flex Medium" w:cs="Google Sans Flex Medium" w:eastAsia="Google Sans Flex Medium" w:hAnsi="Google Sans Flex Medium"/>
-          <w:b/>
-          <w:bCs/>
+          <w:b w:val="false"/>
+          <w:bCs w:val="false"/>
           <w:i w:val="false"/>
           <w:iCs w:val="false"/>
           <w:color w:val="0f172a"/>
@@ -3935,8 +4132,8 @@
       <w:r>
         <w:rPr>
           <w:rFonts w:ascii="Google Sans Flex Medium" w:cs="Google Sans Flex Medium" w:eastAsia="Google Sans Flex Medium" w:hAnsi="Google Sans Flex Medium"/>
-          <w:b/>
-          <w:bCs/>
+          <w:b w:val="false"/>
+          <w:bCs w:val="false"/>
           <w:i w:val="false"/>
           <w:iCs w:val="false"/>
           <w:color w:val="0f172a"/>
@@ -3960,14 +4157,10 @@
       </w:r>
       <w:r>
         <w:rPr>
-          <w:rFonts w:ascii="Google Sans Flex Medium" w:cs="Google Sans Flex Medium" w:eastAsia="Google Sans Flex Medium" w:hAnsi="Google Sans Flex Medium"/>
-          <w:b w:val="false"/>
-          <w:bCs w:val="false"/>
-          <w:i w:val="false"/>
-          <w:iCs w:val="false"/>
-          <w:color w:val="3F7DDE"/>
-          <w:sz w:val="22"/>
-          <w:szCs w:val="22"/>
+          <w:rFonts w:ascii="Courier New" w:cs="Courier New" w:eastAsia="Courier New" w:hAnsi="Courier New"/>
+          <w:color w:val="0f172a"/>
+          <w:sz w:val="20"/>
+          <w:szCs w:val="20"/>
         </w:rPr>
         <w:t xml:space="preserve">india_compliance</w:t>
       </w:r>
@@ -3982,7 +4175,7 @@
           <w:sz w:val="22"/>
           <w:szCs w:val="22"/>
         </w:rPr>
-        <w:t xml:space="preserve"> and GST Settings. Thresholds come from the state-wise master, never hard-coded. Overrides are possible but always recorded.</w:t>
+        <w:t xml:space="preserve"> and GST Settings when that app is installed. Thresholds come from the state-wise master, never hard-coded. Overrides are possible but always recorded.</w:t>
       </w:r>
     </w:p>
     <w:p>
@@ -3992,8 +4185,8 @@
       <w:r>
         <w:rPr>
           <w:rFonts w:ascii="Google Sans Flex Medium" w:cs="Google Sans Flex Medium" w:eastAsia="Google Sans Flex Medium" w:hAnsi="Google Sans Flex Medium"/>
-          <w:b/>
-          <w:bCs/>
+          <w:b w:val="false"/>
+          <w:bCs w:val="false"/>
           <w:i w:val="false"/>
           <w:iCs w:val="false"/>
           <w:color w:val="0f172a"/>
@@ -4023,8 +4216,8 @@
       <w:r>
         <w:rPr>
           <w:rFonts w:ascii="Google Sans Flex Medium" w:cs="Google Sans Flex Medium" w:eastAsia="Google Sans Flex Medium" w:hAnsi="Google Sans Flex Medium"/>
-          <w:b/>
-          <w:bCs/>
+          <w:b w:val="false"/>
+          <w:bCs w:val="false"/>
           <w:i w:val="false"/>
           <w:iCs w:val="false"/>
           <w:color w:val="0f172a"/>
@@ -4053,6 +4246,7 @@
         <w:keepNext/>
         <w:spacing w:after="92" w:before="200" w:line="240" w:lineRule="auto"/>
       </w:pPr>
+      <w:bookmarkStart w:name="bm_27" w:id="27"/>
       <w:r>
         <w:rPr>
           <w:rFonts w:ascii="Google Sans Flex Medium" w:cs="Google Sans Flex Medium" w:eastAsia="Google Sans Flex Medium" w:hAnsi="Google Sans Flex Medium"/>
@@ -4066,6 +4260,7 @@
         </w:rPr>
         <w:t xml:space="preserve">Requirements</w:t>
       </w:r>
+      <w:bookmarkEnd w:id="27"/>
     </w:p>
     <w:p>
       <w:pPr>
@@ -4086,14 +4281,10 @@
       </w:r>
       <w:r>
         <w:rPr>
-          <w:rFonts w:ascii="Google Sans Flex Medium" w:cs="Google Sans Flex Medium" w:eastAsia="Google Sans Flex Medium" w:hAnsi="Google Sans Flex Medium"/>
-          <w:b w:val="false"/>
-          <w:bCs w:val="false"/>
-          <w:i w:val="false"/>
-          <w:iCs w:val="false"/>
-          <w:color w:val="3F7DDE"/>
-          <w:sz w:val="22"/>
-          <w:szCs w:val="22"/>
+          <w:rFonts w:ascii="Courier New" w:cs="Courier New" w:eastAsia="Courier New" w:hAnsi="Courier New"/>
+          <w:color w:val="0f172a"/>
+          <w:sz w:val="20"/>
+          <w:szCs w:val="20"/>
         </w:rPr>
         <w:t xml:space="preserve">india_compliance</w:t>
       </w:r>
@@ -4112,22 +4303,18 @@
       </w:r>
     </w:p>
     <w:sectPr>
-      <w:headerReference w:type="default" r:id="rId7"/>
-      <w:headerReference w:type="first" r:id="rId8"/>
-      <w:footerReference w:type="default" r:id="rId9"/>
-      <w:footerReference w:type="first" r:id="rId10"/>
+      <w:headerReference w:type="default" r:id="rId6"/>
+      <w:headerReference w:type="first" r:id="rId7"/>
+      <w:footerReference w:type="default" r:id="rId8"/>
+      <w:footerReference w:type="first" r:id="rId9"/>
       <w:pgSz w:w="11906" w:h="16838" w:orient="portrait"/>
       <w:pgMar w:top="288" w:right="1152" w:bottom="288" w:left="1152" w:header="144" w:footer="144" w:gutter="0"/>
-      <w:pgNumType/>
+      <w:pgNumType w:start="0"/>
       <w:titlePg/>
       <w:docGrid w:linePitch="360"/>
     </w:sectPr>
   </w:body>
 </w:document>
-</file>
-
-<file path=word/comments.xml><?xml version="1.0" encoding="utf-8"?>
-<w:comments xmlns:cx="http://schemas.microsoft.com/office/drawing/2014/chartex" xmlns:cx1="http://schemas.microsoft.com/office/drawing/2015/9/8/chartex" xmlns:cx2="http://schemas.microsoft.com/office/drawing/2015/10/21/chartex" xmlns:cx3="http://schemas.microsoft.com/office/drawing/2016/5/9/chartex" xmlns:cx4="http://schemas.microsoft.com/office/drawing/2016/5/10/chartex" xmlns:cx5="http://schemas.microsoft.com/office/drawing/2016/5/11/chartex" xmlns:cx6="http://schemas.microsoft.com/office/drawing/2016/5/12/chartex" xmlns:cx7="http://schemas.microsoft.com/office/drawing/2016/5/13/chartex" xmlns:cx8="http://schemas.microsoft.com/office/drawing/2016/5/14/chartex" xmlns:mc="http://schemas.openxmlformats.org/markup-compatibility/2006" xmlns:aink="http://schemas.microsoft.com/office/drawing/2016/ink" xmlns:am3d="http://schemas.microsoft.com/office/drawing/2017/model3d" xmlns:o="urn:schemas-microsoft-com:office:office" xmlns:r="http://schemas.openxmlformats.org/officeDocument/2006/relationships" xmlns:m="http://schemas.openxmlformats.org/officeDocument/2006/math" xmlns:v="urn:schemas-microsoft-com:vml" xmlns:wp14="http://schemas.microsoft.com/office/word/2010/wordprocessingDrawing" xmlns:wp="http://schemas.openxmlformats.org/drawingml/2006/wordprocessingDrawing" xmlns:w10="urn:schemas-microsoft-com:office:word" xmlns:w="http://schemas.openxmlformats.org/wordprocessingml/2006/main" xmlns:w14="http://schemas.microsoft.com/office/word/2010/wordml" xmlns:w15="http://schemas.microsoft.com/office/word/2012/wordml" xmlns:w16cex="http://schemas.microsoft.com/office/word/2018/wordml/cex" xmlns:w16cid="http://schemas.microsoft.com/office/word/2016/wordml/cid" xmlns:w16="http://schemas.microsoft.com/office/word/2018/wordml" xmlns:w16sdtdh="http://schemas.microsoft.com/office/word/2020/wordml/sdtdatahash" xmlns:w16se="http://schemas.microsoft.com/office/word/2015/wordml/symex" xmlns:wpg="http://schemas.microsoft.com/office/word/2010/wordprocessingGroup" xmlns:wpi="http://schemas.microsoft.com/office/word/2010/wordprocessingInk" xmlns:wne="http://schemas.microsoft.com/office/word/2006/wordml" xmlns:wps="http://schemas.microsoft.com/office/word/2010/wordprocessingShape"/>
 </file>
 
 <file path=word/endnotes.xml><?xml version="1.0" encoding="utf-8"?>
@@ -4178,12 +4365,12 @@
     <w:tblPr>
       <w:tblW w:type="dxa" w:w="9602"/>
       <w:tblBorders>
-        <w:top w:val="nil"/>
-        <w:left w:val="nil"/>
-        <w:bottom w:val="nil"/>
-        <w:right w:val="nil"/>
-        <w:insideH w:val="nil"/>
-        <w:insideV w:val="nil"/>
+        <w:top w:val="none" w:color="FFFFFF" w:sz="0"/>
+        <w:left w:val="none" w:color="FFFFFF" w:sz="0"/>
+        <w:bottom w:val="none" w:color="FFFFFF" w:sz="0"/>
+        <w:right w:val="none" w:color="FFFFFF" w:sz="0"/>
+        <w:insideH w:val="none" w:color="FFFFFF" w:sz="0"/>
+        <w:insideV w:val="none" w:color="FFFFFF" w:sz="0"/>
       </w:tblBorders>
       <w:tblLayout w:type="fixed"/>
     </w:tblPr>
@@ -4197,9 +4384,9 @@
           <w:tcW w:type="dxa" w:w="4801"/>
           <w:tcBorders>
             <w:top w:val="single" w:color="cbd5e1" w:sz="4"/>
-            <w:left w:val="nil"/>
-            <w:bottom w:val="nil"/>
-            <w:right w:val="nil"/>
+            <w:left w:val="none" w:color="FFFFFF" w:sz="0"/>
+            <w:bottom w:val="none" w:color="FFFFFF" w:sz="0"/>
+            <w:right w:val="none" w:color="FFFFFF" w:sz="0"/>
           </w:tcBorders>
           <w:tcMar>
             <w:top w:type="dxa" w:w="80"/>
@@ -4216,10 +4403,6 @@
           <w:r>
             <w:rPr>
               <w:rFonts w:ascii="Google Sans Flex Normal" w:cs="Google Sans Flex Normal" w:eastAsia="Google Sans Flex Normal" w:hAnsi="Google Sans Flex Normal"/>
-              <w:b w:val="false"/>
-              <w:bCs w:val="false"/>
-              <w:i w:val="false"/>
-              <w:iCs w:val="false"/>
               <w:color w:val="64748b"/>
               <w:sz w:val="18"/>
               <w:szCs w:val="18"/>
@@ -4233,9 +4416,9 @@
           <w:tcW w:type="dxa" w:w="4801"/>
           <w:tcBorders>
             <w:top w:val="single" w:color="cbd5e1" w:sz="4"/>
-            <w:left w:val="nil"/>
-            <w:bottom w:val="nil"/>
-            <w:right w:val="nil"/>
+            <w:left w:val="none" w:color="FFFFFF" w:sz="0"/>
+            <w:bottom w:val="none" w:color="FFFFFF" w:sz="0"/>
+            <w:right w:val="none" w:color="FFFFFF" w:sz="0"/>
           </w:tcBorders>
           <w:tcMar>
             <w:top w:type="dxa" w:w="80"/>
@@ -4257,9 +4440,41 @@
               <w:szCs w:val="18"/>
             </w:rPr>
             <w:t xml:space="preserve">Page </w:t>
+          </w:r>
+          <w:r>
+            <w:rPr>
+              <w:rFonts w:ascii="Google Sans Flex Normal" w:cs="Google Sans Flex Normal" w:eastAsia="Google Sans Flex Normal" w:hAnsi="Google Sans Flex Normal"/>
+              <w:color w:val="64748b"/>
+              <w:sz w:val="18"/>
+              <w:szCs w:val="18"/>
+            </w:rPr>
             <w:fldChar w:fldCharType="begin"/>
+          </w:r>
+          <w:r>
+            <w:rPr>
+              <w:rFonts w:ascii="Google Sans Flex Normal" w:cs="Google Sans Flex Normal" w:eastAsia="Google Sans Flex Normal" w:hAnsi="Google Sans Flex Normal"/>
+              <w:color w:val="64748b"/>
+              <w:sz w:val="18"/>
+              <w:szCs w:val="18"/>
+            </w:rPr>
             <w:instrText xml:space="preserve">PAGE</w:instrText>
+          </w:r>
+          <w:r>
+            <w:rPr>
+              <w:rFonts w:ascii="Google Sans Flex Normal" w:cs="Google Sans Flex Normal" w:eastAsia="Google Sans Flex Normal" w:hAnsi="Google Sans Flex Normal"/>
+              <w:color w:val="64748b"/>
+              <w:sz w:val="18"/>
+              <w:szCs w:val="18"/>
+            </w:rPr>
             <w:fldChar w:fldCharType="separate"/>
+          </w:r>
+          <w:r>
+            <w:rPr>
+              <w:rFonts w:ascii="Google Sans Flex Normal" w:cs="Google Sans Flex Normal" w:eastAsia="Google Sans Flex Normal" w:hAnsi="Google Sans Flex Normal"/>
+              <w:color w:val="64748b"/>
+              <w:sz w:val="18"/>
+              <w:szCs w:val="18"/>
+            </w:rPr>
             <w:fldChar w:fldCharType="end"/>
           </w:r>
         </w:p>
@@ -4285,12 +4500,12 @@
     <w:tblPr>
       <w:tblW w:type="dxa" w:w="9602"/>
       <w:tblBorders>
-        <w:top w:val="nil"/>
-        <w:left w:val="nil"/>
-        <w:bottom w:val="nil"/>
-        <w:right w:val="nil"/>
-        <w:insideH w:val="nil"/>
-        <w:insideV w:val="nil"/>
+        <w:top w:val="none" w:color="FFFFFF" w:sz="0"/>
+        <w:left w:val="none" w:color="FFFFFF" w:sz="0"/>
+        <w:bottom w:val="none" w:color="FFFFFF" w:sz="0"/>
+        <w:right w:val="none" w:color="FFFFFF" w:sz="0"/>
+        <w:insideH w:val="none" w:color="FFFFFF" w:sz="0"/>
+        <w:insideV w:val="none" w:color="FFFFFF" w:sz="0"/>
       </w:tblBorders>
       <w:tblLayout w:type="fixed"/>
     </w:tblPr>
@@ -4304,9 +4519,9 @@
           <w:tcW w:type="dxa" w:w="6517"/>
           <w:tcBorders>
             <w:top w:val="single" w:color="cbd5e1" w:sz="4"/>
-            <w:left w:val="nil"/>
-            <w:bottom w:val="nil"/>
-            <w:right w:val="nil"/>
+            <w:left w:val="none" w:color="FFFFFF" w:sz="0"/>
+            <w:bottom w:val="none" w:color="FFFFFF" w:sz="0"/>
+            <w:right w:val="none" w:color="FFFFFF" w:sz="0"/>
           </w:tcBorders>
           <w:tcMar>
             <w:top w:type="dxa" w:w="80"/>
@@ -4319,15 +4534,12 @@
         <w:p>
           <w:pPr>
             <w:spacing w:after="40" w:before="0" w:line="240" w:lineRule="auto"/>
-            <w:jc w:val="left"/>
           </w:pPr>
           <w:r>
             <w:rPr>
               <w:rFonts w:ascii="Google Sans Flex Medium" w:cs="Google Sans Flex Medium" w:eastAsia="Google Sans Flex Medium" w:hAnsi="Google Sans Flex Medium"/>
               <w:b w:val="false"/>
               <w:bCs w:val="false"/>
-              <w:i w:val="false"/>
-              <w:iCs w:val="false"/>
               <w:color w:val="0f172a"/>
               <w:sz w:val="22"/>
               <w:szCs w:val="22"/>
@@ -4338,15 +4550,10 @@
         <w:p>
           <w:pPr>
             <w:spacing w:after="40" w:before="0" w:line="240" w:lineRule="auto"/>
-            <w:jc w:val="left"/>
           </w:pPr>
           <w:r>
             <w:rPr>
               <w:rFonts w:ascii="Google Sans Flex Normal" w:cs="Google Sans Flex Normal" w:eastAsia="Google Sans Flex Normal" w:hAnsi="Google Sans Flex Normal"/>
-              <w:b w:val="false"/>
-              <w:bCs w:val="false"/>
-              <w:i w:val="false"/>
-              <w:iCs w:val="false"/>
               <w:color w:val="64748b"/>
               <w:sz w:val="18"/>
               <w:szCs w:val="18"/>
@@ -4357,15 +4564,10 @@
         <w:p>
           <w:pPr>
             <w:spacing w:after="0" w:before="0" w:line="240" w:lineRule="auto"/>
-            <w:jc w:val="left"/>
           </w:pPr>
           <w:r>
             <w:rPr>
               <w:rFonts w:ascii="Google Sans Flex Normal" w:cs="Google Sans Flex Normal" w:eastAsia="Google Sans Flex Normal" w:hAnsi="Google Sans Flex Normal"/>
-              <w:b w:val="false"/>
-              <w:bCs w:val="false"/>
-              <w:i w:val="false"/>
-              <w:iCs w:val="false"/>
               <w:color w:val="64748b"/>
               <w:sz w:val="18"/>
               <w:szCs w:val="18"/>
@@ -4379,9 +4581,9 @@
           <w:tcW w:type="dxa" w:w="3085"/>
           <w:tcBorders>
             <w:top w:val="single" w:color="cbd5e1" w:sz="4"/>
-            <w:left w:val="nil"/>
-            <w:bottom w:val="nil"/>
-            <w:right w:val="nil"/>
+            <w:left w:val="none" w:color="FFFFFF" w:sz="0"/>
+            <w:bottom w:val="none" w:color="FFFFFF" w:sz="0"/>
+            <w:right w:val="none" w:color="FFFFFF" w:sz="0"/>
           </w:tcBorders>
           <w:tcMar>
             <w:top w:type="dxa" w:w="72"/>
@@ -4399,10 +4601,6 @@
           <w:r>
             <w:rPr>
               <w:rFonts w:ascii="Google Sans Flex Normal" w:cs="Google Sans Flex Normal" w:eastAsia="Google Sans Flex Normal" w:hAnsi="Google Sans Flex Normal"/>
-              <w:b w:val="false"/>
-              <w:bCs w:val="false"/>
-              <w:i w:val="false"/>
-              <w:iCs w:val="false"/>
               <w:color w:val="64748b"/>
               <w:sz w:val="18"/>
               <w:szCs w:val="18"/>
@@ -4418,10 +4616,6 @@
           <w:r>
             <w:rPr>
               <w:rFonts w:ascii="Google Sans Flex Normal" w:cs="Google Sans Flex Normal" w:eastAsia="Google Sans Flex Normal" w:hAnsi="Google Sans Flex Normal"/>
-              <w:b w:val="false"/>
-              <w:bCs w:val="false"/>
-              <w:i w:val="false"/>
-              <w:iCs w:val="false"/>
               <w:color w:val="64748b"/>
               <w:sz w:val="18"/>
               <w:szCs w:val="18"/>
@@ -4434,14 +4628,10 @@
             <w:spacing w:after="0" w:before="0" w:line="240" w:lineRule="auto"/>
             <w:jc w:val="right"/>
           </w:pPr>
-          <w:hyperlink w:history="1" r:id="rIdofenafagoiieq0-ekfngi">
+          <w:hyperlink w:history="1" r:id="rIdultva3jozprzsvfw2bxhi">
             <w:r>
               <w:rPr>
                 <w:rFonts w:ascii="Google Sans Flex Normal" w:cs="Google Sans Flex Normal" w:eastAsia="Google Sans Flex Normal" w:hAnsi="Google Sans Flex Normal"/>
-                <w:b w:val="false"/>
-                <w:bCs w:val="false"/>
-                <w:i w:val="false"/>
-                <w:iCs w:val="false"/>
                 <w:color w:val="3F7DDE"/>
                 <w:sz w:val="18"/>
                 <w:szCs w:val="18"/>
@@ -4510,12 +4700,12 @@
     <w:tblPr>
       <w:tblW w:type="dxa" w:w="9602"/>
       <w:tblBorders>
-        <w:top w:val="nil"/>
-        <w:left w:val="nil"/>
-        <w:bottom w:val="nil"/>
-        <w:right w:val="nil"/>
-        <w:insideH w:val="nil"/>
-        <w:insideV w:val="nil"/>
+        <w:top w:val="none" w:color="FFFFFF" w:sz="0"/>
+        <w:left w:val="none" w:color="FFFFFF" w:sz="0"/>
+        <w:bottom w:val="none" w:color="FFFFFF" w:sz="0"/>
+        <w:right w:val="none" w:color="FFFFFF" w:sz="0"/>
+        <w:insideH w:val="none" w:color="FFFFFF" w:sz="0"/>
+        <w:insideV w:val="none" w:color="FFFFFF" w:sz="0"/>
       </w:tblBorders>
       <w:tblLayout w:type="fixed"/>
     </w:tblPr>
@@ -4528,10 +4718,10 @@
         <w:tcPr>
           <w:tcW w:type="dxa" w:w="4602"/>
           <w:tcBorders>
-            <w:top w:val="nil"/>
-            <w:left w:val="nil"/>
+            <w:top w:val="none" w:color="FFFFFF" w:sz="0"/>
+            <w:left w:val="none" w:color="FFFFFF" w:sz="0"/>
             <w:bottom w:val="single" w:color="ebf3ff" w:sz="4"/>
-            <w:right w:val="nil"/>
+            <w:right w:val="none" w:color="FFFFFF" w:sz="0"/>
           </w:tcBorders>
           <w:tcMar>
             <w:top w:type="dxa" w:w="0"/>
@@ -4547,9 +4737,9 @@
           <w:r>
             <w:drawing>
               <wp:inline distT="0" distB="0" distL="0" distR="0">
-                <wp:extent cx="685800" cy="314325"/>
+                <wp:extent cx="914400" cy="428625"/>
                 <wp:effectExtent t="0" r="0" b="0" l="0"/>
-                <wp:docPr id="1" name="" descr="" title=""/>
+                <wp:docPr id="1" name=""/>
                 <wp:cNvGraphicFramePr>
                   <a:graphicFrameLocks xmlns:a="http://schemas.openxmlformats.org/drawingml/2006/main" noChangeAspect="1"/>
                 </wp:cNvGraphicFramePr>
@@ -4572,7 +4762,7 @@
                       <pic:spPr bwMode="auto">
                         <a:xfrm>
                           <a:off x="0" y="0"/>
-                          <a:ext cx="685800" cy="314325"/>
+                          <a:ext cx="914400" cy="428625"/>
                         </a:xfrm>
                         <a:prstGeom prst="rect">
                           <a:avLst/>
@@ -4590,10 +4780,10 @@
         <w:tcPr>
           <w:tcW w:type="dxa" w:w="5000"/>
           <w:tcBorders>
-            <w:top w:val="nil"/>
-            <w:left w:val="nil"/>
+            <w:top w:val="none" w:color="FFFFFF" w:sz="0"/>
+            <w:left w:val="none" w:color="FFFFFF" w:sz="0"/>
             <w:bottom w:val="single" w:color="ebf3ff" w:sz="4"/>
-            <w:right w:val="nil"/>
+            <w:right w:val="none" w:color="FFFFFF" w:sz="0"/>
           </w:tcBorders>
           <w:tcMar>
             <w:top w:type="dxa" w:w="0"/>
@@ -4615,10 +4805,6 @@
           <w:r>
             <w:rPr>
               <w:rFonts w:ascii="Google Sans Flex Normal" w:cs="Google Sans Flex Normal" w:eastAsia="Google Sans Flex Normal" w:hAnsi="Google Sans Flex Normal"/>
-              <w:b w:val="false"/>
-              <w:bCs w:val="false"/>
-              <w:i w:val="false"/>
-              <w:iCs w:val="false"/>
               <w:color w:val="64748b"/>
               <w:sz w:val="18"/>
               <w:szCs w:val="18"/>
@@ -4638,14 +4824,20 @@
 </file>
 
 <file path=word/header2.xml><?xml version="1.0" encoding="utf-8"?>
-<w:hdr xmlns:wpc="http://schemas.microsoft.com/office/word/2010/wordprocessingCanvas" xmlns:mc="http://schemas.openxmlformats.org/markup-compatibility/2006" xmlns:o="urn:schemas-microsoft-com:office:office" xmlns:r="http://schemas.openxmlformats.org/officeDocument/2006/relationships" xmlns:m="http://schemas.openxmlformats.org/officeDocument/2006/math" xmlns:v="urn:schemas-microsoft-com:vml" xmlns:wp14="http://schemas.microsoft.com/office/word/2010/wordprocessingDrawing" xmlns:wp="http://schemas.openxmlformats.org/drawingml/2006/wordprocessingDrawing" xmlns:w10="urn:schemas-microsoft-com:office:word" xmlns:w="http://schemas.openxmlformats.org/wordprocessingml/2006/main" xmlns:w14="http://schemas.microsoft.com/office/word/2010/wordml" xmlns:w15="http://schemas.microsoft.com/office/word/2012/wordml" xmlns:wpg="http://schemas.microsoft.com/office/word/2010/wordprocessingGroup" xmlns:wpi="http://schemas.microsoft.com/office/word/2010/wordprocessingInk" xmlns:wne="http://schemas.microsoft.com/office/word/2006/wordml" xmlns:wps="http://schemas.microsoft.com/office/word/2010/wordprocessingShape" xmlns:cx="http://schemas.microsoft.com/office/drawing/2014/chartex" xmlns:cx1="http://schemas.microsoft.com/office/drawing/2015/9/8/chartex" xmlns:cx2="http://schemas.microsoft.com/office/drawing/2015/10/21/chartex" xmlns:cx3="http://schemas.microsoft.com/office/drawing/2016/5/9/chartex" xmlns:cx4="http://schemas.microsoft.com/office/drawing/2016/5/10/chartex" xmlns:cx5="http://schemas.microsoft.com/office/drawing/2016/5/11/chartex" xmlns:cx6="http://schemas.microsoft.com/office/drawing/2016/5/12/chartex" xmlns:cx7="http://schemas.microsoft.com/office/drawing/2016/5/13/chartex" xmlns:cx8="http://schemas.microsoft.com/office/drawing/2016/5/14/chartex" xmlns:w16cid="http://schemas.microsoft.com/office/word/2016/wordml/cid" xmlns:w16se="http://schemas.microsoft.com/office/word/2015/wordml/symex"/>
+<w:hdr xmlns:wpc="http://schemas.microsoft.com/office/word/2010/wordprocessingCanvas" xmlns:mc="http://schemas.openxmlformats.org/markup-compatibility/2006" xmlns:o="urn:schemas-microsoft-com:office:office" xmlns:r="http://schemas.openxmlformats.org/officeDocument/2006/relationships" xmlns:m="http://schemas.openxmlformats.org/officeDocument/2006/math" xmlns:v="urn:schemas-microsoft-com:vml" xmlns:wp14="http://schemas.microsoft.com/office/word/2010/wordprocessingDrawing" xmlns:wp="http://schemas.openxmlformats.org/drawingml/2006/wordprocessingDrawing" xmlns:w10="urn:schemas-microsoft-com:office:word" xmlns:w="http://schemas.openxmlformats.org/wordprocessingml/2006/main" xmlns:w14="http://schemas.microsoft.com/office/word/2010/wordml" xmlns:w15="http://schemas.microsoft.com/office/word/2012/wordml" xmlns:wpg="http://schemas.microsoft.com/office/word/2010/wordprocessingGroup" xmlns:wpi="http://schemas.microsoft.com/office/word/2010/wordprocessingInk" xmlns:wne="http://schemas.microsoft.com/office/word/2006/wordml" xmlns:wps="http://schemas.microsoft.com/office/word/2010/wordprocessingShape" xmlns:cx="http://schemas.microsoft.com/office/drawing/2014/chartex" xmlns:cx1="http://schemas.microsoft.com/office/drawing/2015/9/8/chartex" xmlns:cx2="http://schemas.microsoft.com/office/drawing/2015/10/21/chartex" xmlns:cx3="http://schemas.microsoft.com/office/drawing/2016/5/9/chartex" xmlns:cx4="http://schemas.microsoft.com/office/drawing/2016/5/10/chartex" xmlns:cx5="http://schemas.microsoft.com/office/drawing/2016/5/11/chartex" xmlns:cx6="http://schemas.microsoft.com/office/drawing/2016/5/12/chartex" xmlns:cx7="http://schemas.microsoft.com/office/drawing/2016/5/13/chartex" xmlns:cx8="http://schemas.microsoft.com/office/drawing/2016/5/14/chartex" xmlns:w16cid="http://schemas.microsoft.com/office/word/2016/wordml/cid" xmlns:w16se="http://schemas.microsoft.com/office/word/2015/wordml/symex">
+  <w:p>
+    <w:pPr>
+      <w:spacing w:after="0" w:before="0" w:line="240" w:lineRule="auto"/>
+    </w:pPr>
+  </w:p>
+</w:hdr>
 </file>
 
 <file path=word/numbering.xml><?xml version="1.0" encoding="utf-8"?>
 <w:numbering xmlns:wpc="http://schemas.microsoft.com/office/word/2010/wordprocessingCanvas" xmlns:mc="http://schemas.openxmlformats.org/markup-compatibility/2006" xmlns:o="urn:schemas-microsoft-com:office:office" xmlns:r="http://schemas.openxmlformats.org/officeDocument/2006/relationships" xmlns:m="http://schemas.openxmlformats.org/officeDocument/2006/math" xmlns:v="urn:schemas-microsoft-com:vml" xmlns:wp14="http://schemas.microsoft.com/office/word/2010/wordprocessingDrawing" xmlns:wp="http://schemas.openxmlformats.org/drawingml/2006/wordprocessingDrawing" xmlns:w10="urn:schemas-microsoft-com:office:word" xmlns:w="http://schemas.openxmlformats.org/wordprocessingml/2006/main" xmlns:w14="http://schemas.microsoft.com/office/word/2010/wordml" xmlns:w15="http://schemas.microsoft.com/office/word/2012/wordml" xmlns:wpg="http://schemas.microsoft.com/office/word/2010/wordprocessingGroup" xmlns:wpi="http://schemas.microsoft.com/office/word/2010/wordprocessingInk" xmlns:wne="http://schemas.microsoft.com/office/word/2006/wordml" xmlns:wps="http://schemas.microsoft.com/office/word/2010/wordprocessingShape" mc:Ignorable="w14 w15 wp14">
   <w:abstractNum w:abstractNumId="1" w15:restartNumberingAfterBreak="0">
     <w:multiLevelType w:val="hybridMultilevel"/>
-    <w:lvl w:ilvl="0" w15:tentative="1">
+    <w:lvl w:ilvl="0" w:tentative="1">
       <w:start w:val="1"/>
       <w:numFmt w:val="bullet"/>
       <w:lvlText w:val="●"/>
@@ -4654,7 +4846,7 @@
         <w:ind w:left="720" w:hanging="360"/>
       </w:pPr>
     </w:lvl>
-    <w:lvl w:ilvl="1" w15:tentative="1">
+    <w:lvl w:ilvl="1" w:tentative="1">
       <w:start w:val="1"/>
       <w:numFmt w:val="bullet"/>
       <w:lvlText w:val="○"/>
@@ -4663,7 +4855,7 @@
         <w:ind w:left="1440" w:hanging="360"/>
       </w:pPr>
     </w:lvl>
-    <w:lvl w:ilvl="2" w15:tentative="1">
+    <w:lvl w:ilvl="2" w:tentative="1">
       <w:start w:val="1"/>
       <w:numFmt w:val="bullet"/>
       <w:lvlText w:val="■"/>
@@ -4672,7 +4864,7 @@
         <w:ind w:left="2160" w:hanging="360"/>
       </w:pPr>
     </w:lvl>
-    <w:lvl w:ilvl="3" w15:tentative="1">
+    <w:lvl w:ilvl="3" w:tentative="1">
       <w:start w:val="1"/>
       <w:numFmt w:val="bullet"/>
       <w:lvlText w:val="●"/>
@@ -4681,7 +4873,7 @@
         <w:ind w:left="2880" w:hanging="360"/>
       </w:pPr>
     </w:lvl>
-    <w:lvl w:ilvl="4" w15:tentative="1">
+    <w:lvl w:ilvl="4" w:tentative="1">
       <w:start w:val="1"/>
       <w:numFmt w:val="bullet"/>
       <w:lvlText w:val="○"/>
@@ -4690,7 +4882,7 @@
         <w:ind w:left="3600" w:hanging="360"/>
       </w:pPr>
     </w:lvl>
-    <w:lvl w:ilvl="5" w15:tentative="1">
+    <w:lvl w:ilvl="5" w:tentative="1">
       <w:start w:val="1"/>
       <w:numFmt w:val="bullet"/>
       <w:lvlText w:val="■"/>
@@ -4699,7 +4891,7 @@
         <w:ind w:left="4320" w:hanging="360"/>
       </w:pPr>
     </w:lvl>
-    <w:lvl w:ilvl="6" w15:tentative="1">
+    <w:lvl w:ilvl="6" w:tentative="1">
       <w:start w:val="1"/>
       <w:numFmt w:val="bullet"/>
       <w:lvlText w:val="●"/>
@@ -4708,7 +4900,7 @@
         <w:ind w:left="5040" w:hanging="360"/>
       </w:pPr>
     </w:lvl>
-    <w:lvl w:ilvl="7" w15:tentative="1">
+    <w:lvl w:ilvl="7" w:tentative="1">
       <w:start w:val="1"/>
       <w:numFmt w:val="bullet"/>
       <w:lvlText w:val="●"/>
@@ -4717,7 +4909,7 @@
         <w:ind w:left="5760" w:hanging="360"/>
       </w:pPr>
     </w:lvl>
-    <w:lvl w:ilvl="8" w15:tentative="1">
+    <w:lvl w:ilvl="8" w:tentative="1">
       <w:start w:val="1"/>
       <w:numFmt w:val="bullet"/>
       <w:lvlText w:val="●"/>
@@ -4729,7 +4921,7 @@
   </w:abstractNum>
   <w:abstractNum w:abstractNumId="2" w15:restartNumberingAfterBreak="0">
     <w:multiLevelType w:val="hybridMultilevel"/>
-    <w:lvl w:ilvl="0" w15:tentative="1">
+    <w:lvl w:ilvl="0" w:tentative="1">
       <w:start w:val="1"/>
       <w:numFmt w:val="bullet"/>
       <w:lvlText w:val="●"/>
@@ -4738,11 +4930,12 @@
         <w:ind w:left="720" w:hanging="360"/>
       </w:pPr>
       <w:rPr>
+        <w:rFonts w:ascii="Google Sans Flex Normal" w:cs="Google Sans Flex Normal" w:eastAsia="Google Sans Flex Normal" w:hAnsi="Google Sans Flex Normal"/>
         <w:sz w:val="20"/>
         <w:szCs w:val="20"/>
       </w:rPr>
     </w:lvl>
-    <w:lvl w:ilvl="1" w15:tentative="1">
+    <w:lvl w:ilvl="1" w:tentative="1">
       <w:start w:val="1"/>
       <w:numFmt w:val="bullet"/>
       <w:lvlText w:val="–"/>
@@ -4751,35 +4944,7 @@
         <w:ind w:left="1080" w:hanging="360"/>
       </w:pPr>
       <w:rPr>
-        <w:sz w:val="20"/>
-        <w:szCs w:val="20"/>
-      </w:rPr>
-    </w:lvl>
-  </w:abstractNum>
-  <w:abstractNum w:abstractNumId="3" w15:restartNumberingAfterBreak="0">
-    <w:multiLevelType w:val="hybridMultilevel"/>
-    <w:lvl w:ilvl="0" w15:tentative="1">
-      <w:start w:val="1"/>
-      <w:numFmt w:val="decimal"/>
-      <w:lvlText w:val="%1."/>
-      <w:lvlJc w:val="left"/>
-      <w:pPr>
-        <w:ind w:left="720" w:hanging="360"/>
-      </w:pPr>
-      <w:rPr>
-        <w:sz w:val="20"/>
-        <w:szCs w:val="20"/>
-      </w:rPr>
-    </w:lvl>
-    <w:lvl w:ilvl="1" w15:tentative="1">
-      <w:start w:val="1"/>
-      <w:numFmt w:val="decimal"/>
-      <w:lvlText w:val="%2."/>
-      <w:lvlJc w:val="left"/>
-      <w:pPr>
-        <w:ind w:left="1080" w:hanging="360"/>
-      </w:pPr>
-      <w:rPr>
+        <w:rFonts w:ascii="Google Sans Flex Normal" w:cs="Google Sans Flex Normal" w:eastAsia="Google Sans Flex Normal" w:hAnsi="Google Sans Flex Normal"/>
         <w:sz w:val="20"/>
         <w:szCs w:val="20"/>
       </w:rPr>
@@ -4794,6 +4959,9 @@
   <w:num w:numId="2">
     <w:abstractNumId w:val="2"/>
     <w:lvlOverride w:ilvl="0">
+      <w:startOverride w:val="1"/>
+    </w:lvlOverride>
+    <w:lvlOverride w:ilvl="1">
       <w:startOverride w:val="1"/>
     </w:lvlOverride>
   </w:num>
@@ -4817,6 +4985,25 @@
       </w:pPr>
     </w:pPrDefault>
   </w:docDefaults>
+  <w:style w:type="paragraph" w:styleId="Normal" w:default="1">
+    <w:name w:val="Normal"/>
+    <w:qFormat/>
+  </w:style>
+  <w:style w:type="table" w:styleId="TableNormal" w:default="true">
+    <w:name w:val="Normal Table"/>
+    <w:uiPriority w:val="99"/>
+    <w:semiHidden/>
+    <w:unhideWhenUsed/>
+    <w:tblPr>
+      <w:tblInd w:type="dxa" w:w="0"/>
+      <w:tblCellMar>
+        <w:top w:type="dxa" w:w="0"/>
+        <w:left w:type="dxa" w:w="108"/>
+        <w:bottom w:type="dxa" w:w="0"/>
+        <w:right w:type="dxa" w:w="108"/>
+      </w:tblCellMar>
+    </w:tblPr>
+  </w:style>
   <w:style w:type="paragraph" w:styleId="Title">
     <w:name w:val="Title"/>
     <w:basedOn w:val="Normal"/>
@@ -4825,50 +5012,6 @@
     <w:rPr>
       <w:sz w:val="56"/>
       <w:szCs w:val="56"/>
-    </w:rPr>
-  </w:style>
-  <w:style w:type="paragraph" w:styleId="Heading1">
-    <w:name w:val="Heading 1"/>
-    <w:basedOn w:val="Normal"/>
-    <w:next w:val="Normal"/>
-    <w:qFormat/>
-    <w:rPr>
-      <w:color w:val="2E74B5"/>
-      <w:sz w:val="32"/>
-      <w:szCs w:val="32"/>
-    </w:rPr>
-  </w:style>
-  <w:style w:type="paragraph" w:styleId="Heading2">
-    <w:name w:val="Heading 2"/>
-    <w:basedOn w:val="Normal"/>
-    <w:next w:val="Normal"/>
-    <w:qFormat/>
-    <w:rPr>
-      <w:color w:val="2E74B5"/>
-      <w:sz w:val="26"/>
-      <w:szCs w:val="26"/>
-    </w:rPr>
-  </w:style>
-  <w:style w:type="paragraph" w:styleId="Heading3">
-    <w:name w:val="Heading 3"/>
-    <w:basedOn w:val="Normal"/>
-    <w:next w:val="Normal"/>
-    <w:qFormat/>
-    <w:rPr>
-      <w:color w:val="1F4D78"/>
-      <w:sz w:val="24"/>
-      <w:szCs w:val="24"/>
-    </w:rPr>
-  </w:style>
-  <w:style w:type="paragraph" w:styleId="Heading4">
-    <w:name w:val="Heading 4"/>
-    <w:basedOn w:val="Normal"/>
-    <w:next w:val="Normal"/>
-    <w:qFormat/>
-    <w:rPr>
-      <w:i/>
-      <w:iCs/>
-      <w:color w:val="2E74B5"/>
     </w:rPr>
   </w:style>
   <w:style w:type="paragraph" w:styleId="Heading5">
@@ -4903,6 +5046,139 @@
     <w:name w:val="List Paragraph"/>
     <w:basedOn w:val="Normal"/>
     <w:qFormat/>
+  </w:style>
+  <w:style w:type="paragraph" w:styleId="Caption">
+    <w:name w:val="caption"/>
+    <w:basedOn w:val="Normal"/>
+    <w:next w:val="Normal"/>
+    <w:uiPriority w:val="35"/>
+    <w:semiHidden/>
+    <w:unhideWhenUsed/>
+    <w:qFormat/>
+    <w:pPr>
+      <w:spacing w:after="200"/>
+    </w:pPr>
+    <w:rPr>
+      <w:i/>
+      <w:iCs/>
+      <w:color w:val="44546A" w:themeColor="dark2"/>
+      <w:sz w:val="18"/>
+      <w:szCs w:val="18"/>
+    </w:rPr>
+  </w:style>
+  <w:style w:type="paragraph" w:styleId="Bibliography">
+    <w:name w:val="Bibliography"/>
+    <w:basedOn w:val="Normal"/>
+    <w:next w:val="Normal"/>
+    <w:uiPriority w:val="37"/>
+    <w:unhideWhenUsed/>
+  </w:style>
+  <w:style w:type="paragraph" w:styleId="TOC1">
+    <w:name w:val="toc 1"/>
+    <w:basedOn w:val="Normal"/>
+    <w:next w:val="Normal"/>
+    <w:uiPriority w:val="39"/>
+    <w:semiHidden/>
+    <w:unhideWhenUsed/>
+    <w:pPr>
+      <w:spacing w:after="100"/>
+    </w:pPr>
+  </w:style>
+  <w:style w:type="paragraph" w:styleId="TOC2">
+    <w:name w:val="toc 2"/>
+    <w:basedOn w:val="Normal"/>
+    <w:next w:val="Normal"/>
+    <w:uiPriority w:val="39"/>
+    <w:semiHidden/>
+    <w:unhideWhenUsed/>
+    <w:pPr>
+      <w:spacing w:after="100"/>
+      <w:ind w:left="220"/>
+    </w:pPr>
+  </w:style>
+  <w:style w:type="paragraph" w:styleId="TOC3">
+    <w:name w:val="toc 3"/>
+    <w:basedOn w:val="Normal"/>
+    <w:next w:val="Normal"/>
+    <w:uiPriority w:val="39"/>
+    <w:semiHidden/>
+    <w:unhideWhenUsed/>
+    <w:pPr>
+      <w:spacing w:after="100"/>
+      <w:ind w:left="440"/>
+    </w:pPr>
+  </w:style>
+  <w:style w:type="paragraph" w:styleId="TOC4">
+    <w:name w:val="toc 4"/>
+    <w:basedOn w:val="Normal"/>
+    <w:next w:val="Normal"/>
+    <w:uiPriority w:val="39"/>
+    <w:semiHidden/>
+    <w:unhideWhenUsed/>
+    <w:pPr>
+      <w:spacing w:after="100"/>
+      <w:ind w:left="660"/>
+    </w:pPr>
+  </w:style>
+  <w:style w:type="paragraph" w:styleId="TOC5">
+    <w:name w:val="toc 5"/>
+    <w:basedOn w:val="Normal"/>
+    <w:next w:val="Normal"/>
+    <w:uiPriority w:val="39"/>
+    <w:semiHidden/>
+    <w:unhideWhenUsed/>
+    <w:pPr>
+      <w:spacing w:after="100"/>
+      <w:ind w:left="880"/>
+    </w:pPr>
+  </w:style>
+  <w:style w:type="paragraph" w:styleId="TOC6">
+    <w:name w:val="toc 6"/>
+    <w:basedOn w:val="Normal"/>
+    <w:next w:val="Normal"/>
+    <w:uiPriority w:val="39"/>
+    <w:semiHidden/>
+    <w:unhideWhenUsed/>
+    <w:pPr>
+      <w:spacing w:after="100"/>
+      <w:ind w:left="1100"/>
+    </w:pPr>
+  </w:style>
+  <w:style w:type="paragraph" w:styleId="TOC7">
+    <w:name w:val="toc 7"/>
+    <w:basedOn w:val="Normal"/>
+    <w:next w:val="Normal"/>
+    <w:uiPriority w:val="39"/>
+    <w:semiHidden/>
+    <w:unhideWhenUsed/>
+    <w:pPr>
+      <w:spacing w:after="100"/>
+      <w:ind w:left="1320"/>
+    </w:pPr>
+  </w:style>
+  <w:style w:type="paragraph" w:styleId="TOC8">
+    <w:name w:val="toc 8"/>
+    <w:basedOn w:val="Normal"/>
+    <w:next w:val="Normal"/>
+    <w:uiPriority w:val="39"/>
+    <w:semiHidden/>
+    <w:unhideWhenUsed/>
+    <w:pPr>
+      <w:spacing w:after="100"/>
+      <w:ind w:left="1540"/>
+    </w:pPr>
+  </w:style>
+  <w:style w:type="paragraph" w:styleId="TOC9">
+    <w:name w:val="toc 9"/>
+    <w:basedOn w:val="Normal"/>
+    <w:next w:val="Normal"/>
+    <w:uiPriority w:val="39"/>
+    <w:semiHidden/>
+    <w:unhideWhenUsed/>
+    <w:pPr>
+      <w:spacing w:after="100"/>
+      <w:ind w:left="1760"/>
+    </w:pPr>
   </w:style>
   <w:style w:type="character" w:styleId="Hyperlink">
     <w:name w:val="Hyperlink"/>
@@ -4988,6 +5264,13 @@
       <w:szCs w:val="20"/>
     </w:rPr>
   </w:style>
+  <w:style w:type="character" w:styleId="LineNumber">
+    <w:name w:val="line number"/>
+    <w:basedOn w:val="DefaultParagraphFont"/>
+    <w:uiPriority w:val="99"/>
+    <w:semiHidden/>
+    <w:unhideWhenUsed/>
+  </w:style>
   <w:style w:type="paragraph" w:styleId="Heading1">
     <w:name w:val="Heading 1"/>
     <w:basedOn w:val="Normal"/>
@@ -5069,4 +5352,294 @@
     </w:rPr>
   </w:style>
 </w:styles>
+</file>
+
+<file path=word/theme/theme1.xml><?xml version="1.0" encoding="utf-8"?>
+<a:theme xmlns:a="http://schemas.openxmlformats.org/drawingml/2006/main" name="Office Theme">
+  <a:themeElements>
+    <a:clrScheme name="Office">
+      <a:dk1>
+        <a:sysClr val="windowText" lastClr="000000"/>
+      </a:dk1>
+      <a:lt1>
+        <a:sysClr val="window" lastClr="FFFFFF"/>
+      </a:lt1>
+      <a:dk2>
+        <a:srgbClr val="44546A"/>
+      </a:dk2>
+      <a:lt2>
+        <a:srgbClr val="E7E6E6"/>
+      </a:lt2>
+      <a:accent1>
+        <a:srgbClr val="4472C4"/>
+      </a:accent1>
+      <a:accent2>
+        <a:srgbClr val="ED7D31"/>
+      </a:accent2>
+      <a:accent3>
+        <a:srgbClr val="A5A5A5"/>
+      </a:accent3>
+      <a:accent4>
+        <a:srgbClr val="FFC000"/>
+      </a:accent4>
+      <a:accent5>
+        <a:srgbClr val="5B9BD5"/>
+      </a:accent5>
+      <a:accent6>
+        <a:srgbClr val="70AD47"/>
+      </a:accent6>
+      <a:hlink>
+        <a:srgbClr val="0563C1"/>
+      </a:hlink>
+      <a:folHlink>
+        <a:srgbClr val="954F72"/>
+      </a:folHlink>
+    </a:clrScheme>
+    <a:fontScheme name="Office">
+      <a:majorFont>
+        <a:latin typeface="Calibri Light" panose="020F0302020204030204"/>
+        <a:ea typeface=""/>
+        <a:cs typeface=""/>
+        <a:font script="Jpan" typeface="游ゴシック Light"/>
+        <a:font script="Hang" typeface="맑은 고딕"/>
+        <a:font script="Hans" typeface="等线 Light"/>
+        <a:font script="Hant" typeface="新細明體"/>
+        <a:font script="Arab" typeface="Times New Roman"/>
+        <a:font script="Hebr" typeface="Times New Roman"/>
+        <a:font script="Thai" typeface="Angsana New"/>
+        <a:font script="Ethi" typeface="Nyala"/>
+        <a:font script="Beng" typeface="Vrinda"/>
+        <a:font script="Gujr" typeface="Shruti"/>
+        <a:font script="Khmr" typeface="MoolBoran"/>
+        <a:font script="Knda" typeface="Tunga"/>
+        <a:font script="Guru" typeface="Raavi"/>
+        <a:font script="Cans" typeface="Euphemia"/>
+        <a:font script="Cher" typeface="Plantagenet Cherokee"/>
+        <a:font script="Yiii" typeface="Microsoft Yi Baiti"/>
+        <a:font script="Tibt" typeface="Microsoft Himalaya"/>
+        <a:font script="Thaa" typeface="MV Boli"/>
+        <a:font script="Deva" typeface="Mangal"/>
+        <a:font script="Telu" typeface="Gautami"/>
+        <a:font script="Taml" typeface="Latha"/>
+        <a:font script="Syrc" typeface="Estrangelo Edessa"/>
+        <a:font script="Orya" typeface="Kalinga"/>
+        <a:font script="Mlym" typeface="Kartika"/>
+        <a:font script="Laoo" typeface="DokChampa"/>
+        <a:font script="Sinh" typeface="Iskoola Pota"/>
+        <a:font script="Mong" typeface="Mongolian Baiti"/>
+        <a:font script="Viet" typeface="Times New Roman"/>
+        <a:font script="Uigh" typeface="Microsoft Uighur"/>
+        <a:font script="Geor" typeface="Sylfaen"/>
+        <a:font script="Armn" typeface="Arial"/>
+        <a:font script="Bugi" typeface="Leelawadee UI"/>
+        <a:font script="Bopo" typeface="Microsoft JhengHei"/>
+        <a:font script="Java" typeface="Javanese Text"/>
+        <a:font script="Lisu" typeface="Segoe UI"/>
+        <a:font script="Mymr" typeface="Myanmar Text"/>
+        <a:font script="Nkoo" typeface="Ebrima"/>
+        <a:font script="Olck" typeface="Nirmala UI"/>
+        <a:font script="Osma" typeface="Ebrima"/>
+        <a:font script="Phag" typeface="Phagspa"/>
+        <a:font script="Syrn" typeface="Estrangelo Edessa"/>
+        <a:font script="Syrj" typeface="Estrangelo Edessa"/>
+        <a:font script="Syre" typeface="Estrangelo Edessa"/>
+        <a:font script="Sora" typeface="Nirmala UI"/>
+        <a:font script="Tale" typeface="Microsoft Tai Le"/>
+        <a:font script="Talu" typeface="Microsoft New Tai Lue"/>
+        <a:font script="Tfng" typeface="Ebrima"/>
+      </a:majorFont>
+      <a:minorFont>
+        <a:latin typeface="Calibri" panose="020F0502020204030204"/>
+        <a:ea typeface=""/>
+        <a:cs typeface=""/>
+        <a:font script="Jpan" typeface="游明朝"/>
+        <a:font script="Hang" typeface="맑은 고딕"/>
+        <a:font script="Hans" typeface="等线"/>
+        <a:font script="Hant" typeface="新細明體"/>
+        <a:font script="Arab" typeface="Arial"/>
+        <a:font script="Hebr" typeface="Arial"/>
+        <a:font script="Thai" typeface="Cordia New"/>
+        <a:font script="Ethi" typeface="Nyala"/>
+        <a:font script="Beng" typeface="Vrinda"/>
+        <a:font script="Gujr" typeface="Shruti"/>
+        <a:font script="Khmr" typeface="DaunPenh"/>
+        <a:font script="Knda" typeface="Tunga"/>
+        <a:font script="Guru" typeface="Raavi"/>
+        <a:font script="Cans" typeface="Euphemia"/>
+        <a:font script="Cher" typeface="Plantagenet Cherokee"/>
+        <a:font script="Yiii" typeface="Microsoft Yi Baiti"/>
+        <a:font script="Tibt" typeface="Microsoft Himalaya"/>
+        <a:font script="Thaa" typeface="MV Boli"/>
+        <a:font script="Deva" typeface="Mangal"/>
+        <a:font script="Telu" typeface="Gautami"/>
+        <a:font script="Taml" typeface="Latha"/>
+        <a:font script="Syrc" typeface="Estrangelo Edessa"/>
+        <a:font script="Orya" typeface="Kalinga"/>
+        <a:font script="Mlym" typeface="Kartika"/>
+        <a:font script="Laoo" typeface="DokChampa"/>
+        <a:font script="Sinh" typeface="Iskoola Pota"/>
+        <a:font script="Mong" typeface="Mongolian Baiti"/>
+        <a:font script="Viet" typeface="Arial"/>
+        <a:font script="Uigh" typeface="Microsoft Uighur"/>
+        <a:font script="Geor" typeface="Sylfaen"/>
+        <a:font script="Armn" typeface="Arial"/>
+        <a:font script="Bugi" typeface="Leelawadee UI"/>
+        <a:font script="Bopo" typeface="Microsoft JhengHei"/>
+        <a:font script="Java" typeface="Javanese Text"/>
+        <a:font script="Lisu" typeface="Segoe UI"/>
+        <a:font script="Mymr" typeface="Myanmar Text"/>
+        <a:font script="Nkoo" typeface="Ebrima"/>
+        <a:font script="Olck" typeface="Nirmala UI"/>
+        <a:font script="Osma" typeface="Ebrima"/>
+        <a:font script="Phag" typeface="Phagspa"/>
+        <a:font script="Syrn" typeface="Estrangelo Edessa"/>
+        <a:font script="Syrj" typeface="Estrangelo Edessa"/>
+        <a:font script="Syre" typeface="Estrangelo Edessa"/>
+        <a:font script="Sora" typeface="Nirmala UI"/>
+        <a:font script="Tale" typeface="Microsoft Tai Le"/>
+        <a:font script="Talu" typeface="Microsoft New Tai Lue"/>
+        <a:font script="Tfng" typeface="Ebrima"/>
+      </a:minorFont>
+    </a:fontScheme>
+    <a:fmtScheme name="Office">
+      <a:fillStyleLst>
+        <a:solidFill>
+          <a:schemeClr val="phClr"/>
+        </a:solidFill>
+        <a:gradFill rotWithShape="true">
+          <a:gsLst>
+            <a:gs pos="0">
+              <a:schemeClr val="phClr">
+                <a:lumMod val="110000"/>
+                <a:satMod val="105000"/>
+                <a:tint val="67000"/>
+              </a:schemeClr>
+            </a:gs>
+            <a:gs pos="50000">
+              <a:schemeClr val="phClr">
+                <a:lumMod val="105000"/>
+                <a:satMod val="103000"/>
+                <a:tint val="73000"/>
+              </a:schemeClr>
+            </a:gs>
+            <a:gs pos="100000">
+              <a:schemeClr val="phClr">
+                <a:lumMod val="105000"/>
+                <a:satMod val="109000"/>
+                <a:tint val="81000"/>
+              </a:schemeClr>
+            </a:gs>
+          </a:gsLst>
+          <a:lin ang="5400000" scaled="false"/>
+        </a:gradFill>
+        <a:gradFill rotWithShape="true">
+          <a:gsLst>
+            <a:gs pos="0">
+              <a:schemeClr val="phClr">
+                <a:satMod val="103000"/>
+                <a:lumMod val="102000"/>
+                <a:tint val="94000"/>
+              </a:schemeClr>
+            </a:gs>
+            <a:gs pos="50000">
+              <a:schemeClr val="phClr">
+                <a:satMod val="110000"/>
+                <a:lumMod val="100000"/>
+                <a:shade val="100000"/>
+              </a:schemeClr>
+            </a:gs>
+            <a:gs pos="100000">
+              <a:schemeClr val="phClr">
+                <a:lumMod val="99000"/>
+                <a:satMod val="120000"/>
+                <a:shade val="78000"/>
+              </a:schemeClr>
+            </a:gs>
+          </a:gsLst>
+          <a:lin ang="5400000" scaled="false"/>
+        </a:gradFill>
+      </a:fillStyleLst>
+      <a:lnStyleLst>
+        <a:ln w="6350" cap="flat" cmpd="sng" algn="ctr">
+          <a:solidFill>
+            <a:schemeClr val="phClr"/>
+          </a:solidFill>
+          <a:prstDash val="solid"/>
+          <a:miter lim="800000"/>
+        </a:ln>
+        <a:ln w="12700" cap="flat" cmpd="sng" algn="ctr">
+          <a:solidFill>
+            <a:schemeClr val="phClr"/>
+          </a:solidFill>
+          <a:prstDash val="solid"/>
+          <a:miter lim="800000"/>
+        </a:ln>
+        <a:ln w="19050" cap="flat" cmpd="sng" algn="ctr">
+          <a:solidFill>
+            <a:schemeClr val="phClr"/>
+          </a:solidFill>
+          <a:prstDash val="solid"/>
+          <a:miter lim="800000"/>
+        </a:ln>
+      </a:lnStyleLst>
+      <a:effectStyleLst>
+        <a:effectStyle>
+          <a:effectLst/>
+        </a:effectStyle>
+        <a:effectStyle>
+          <a:effectLst/>
+        </a:effectStyle>
+        <a:effectStyle>
+          <a:effectLst>
+            <a:outerShdw blurRad="57150" dist="19050" dir="5400000" algn="ctr" rotWithShape="false">
+              <a:srgbClr val="000000">
+                <a:alpha val="63000"/>
+              </a:srgbClr>
+            </a:outerShdw>
+          </a:effectLst>
+        </a:effectStyle>
+      </a:effectStyleLst>
+      <a:bgFillStyleLst>
+        <a:solidFill>
+          <a:schemeClr val="phClr"/>
+        </a:solidFill>
+        <a:solidFill>
+          <a:schemeClr val="phClr">
+            <a:tint val="95000"/>
+            <a:satMod val="170000"/>
+          </a:schemeClr>
+        </a:solidFill>
+        <a:gradFill rotWithShape="true">
+          <a:gsLst>
+            <a:gs pos="0">
+              <a:schemeClr val="phClr">
+                <a:tint val="93000"/>
+                <a:satMod val="150000"/>
+                <a:shade val="98000"/>
+                <a:lumMod val="102000"/>
+              </a:schemeClr>
+            </a:gs>
+            <a:gs pos="50000">
+              <a:schemeClr val="phClr">
+                <a:tint val="98000"/>
+                <a:satMod val="130000"/>
+                <a:shade val="90000"/>
+                <a:lumMod val="103000"/>
+              </a:schemeClr>
+            </a:gs>
+            <a:gs pos="100000">
+              <a:schemeClr val="phClr">
+                <a:shade val="63000"/>
+                <a:satMod val="120000"/>
+              </a:schemeClr>
+            </a:gs>
+          </a:gsLst>
+          <a:lin ang="5400000" scaled="false"/>
+        </a:gradFill>
+      </a:bgFillStyleLst>
+    </a:fmtScheme>
+  </a:themeElements>
+  <a:objectDefaults/>
+  <a:extraClrSchemeLst/>
+</a:theme>
 </file>